--- a/Despliegue de aplicaciones web/Actividades/Práctica 1.docx
+++ b/Despliegue de aplicaciones web/Actividades/Práctica 1.docx
@@ -1,6 +1,6 @@
 
 <file path=word/document.xml><?xml version="1.0" encoding="utf-8"?>
-<w:document xmlns:ve="http://schemas.openxmlformats.org/markup-compatibility/2006" xmlns:o="urn:schemas-microsoft-com:office:office" xmlns:r="http://schemas.openxmlformats.org/officeDocument/2006/relationships" xmlns:m="http://schemas.openxmlformats.org/officeDocument/2006/math" xmlns:v="urn:schemas-microsoft-com:vml" xmlns:wp="http://schemas.openxmlformats.org/drawingml/2006/wordprocessingDrawing" xmlns:w10="urn:schemas-microsoft-com:office:word" xmlns:w="http://schemas.openxmlformats.org/wordprocessingml/2006/main" xmlns:wne="http://schemas.microsoft.com/office/word/2006/wordml">
+<w:document xmlns:wpc="http://schemas.microsoft.com/office/word/2010/wordprocessingCanvas" xmlns:cx="http://schemas.microsoft.com/office/drawing/2014/chartex" xmlns:mc="http://schemas.openxmlformats.org/markup-compatibility/2006" xmlns:o="urn:schemas-microsoft-com:office:office" xmlns:r="http://schemas.openxmlformats.org/officeDocument/2006/relationships" xmlns:m="http://schemas.openxmlformats.org/officeDocument/2006/math" xmlns:v="urn:schemas-microsoft-com:vml" xmlns:wp14="http://schemas.microsoft.com/office/word/2010/wordprocessingDrawing" xmlns:wp="http://schemas.openxmlformats.org/drawingml/2006/wordprocessingDrawing" xmlns:w10="urn:schemas-microsoft-com:office:word" xmlns:w="http://schemas.openxmlformats.org/wordprocessingml/2006/main" xmlns:w14="http://schemas.microsoft.com/office/word/2010/wordml" xmlns:w15="http://schemas.microsoft.com/office/word/2012/wordml" xmlns:w16se="http://schemas.microsoft.com/office/word/2015/wordml/symex" xmlns:wpg="http://schemas.microsoft.com/office/word/2010/wordprocessingGroup" xmlns:wpi="http://schemas.microsoft.com/office/word/2010/wordprocessingInk" xmlns:wne="http://schemas.microsoft.com/office/word/2006/wordml" xmlns:wps="http://schemas.microsoft.com/office/word/2010/wordprocessingShape" mc:Ignorable="w14 w15 w16se wp14">
   <w:body>
     <w:p>
       <w:r>
@@ -117,6 +117,979 @@
           </wp:inline>
         </w:drawing>
       </w:r>
+    </w:p>
+    <w:p>
+      <w:r>
+        <w:t>3, 4, 5</w:t>
+      </w:r>
+    </w:p>
+    <w:p>
+      <w:r>
+        <w:drawing>
+          <wp:inline distT="0" distB="0" distL="0" distR="0" wp14:anchorId="12044FF6" wp14:editId="1E6B6E50">
+            <wp:extent cx="5201376" cy="1333686"/>
+            <wp:effectExtent l="0" t="0" r="0" b="0"/>
+            <wp:docPr id="2" name="Imagen 2"/>
+            <wp:cNvGraphicFramePr>
+              <a:graphicFrameLocks xmlns:a="http://schemas.openxmlformats.org/drawingml/2006/main" noChangeAspect="1"/>
+            </wp:cNvGraphicFramePr>
+            <a:graphic xmlns:a="http://schemas.openxmlformats.org/drawingml/2006/main">
+              <a:graphicData uri="http://schemas.openxmlformats.org/drawingml/2006/picture">
+                <pic:pic xmlns:pic="http://schemas.openxmlformats.org/drawingml/2006/picture">
+                  <pic:nvPicPr>
+                    <pic:cNvPr id="1" name=""/>
+                    <pic:cNvPicPr/>
+                  </pic:nvPicPr>
+                  <pic:blipFill>
+                    <a:blip r:embed="rId6"/>
+                    <a:stretch>
+                      <a:fillRect/>
+                    </a:stretch>
+                  </pic:blipFill>
+                  <pic:spPr>
+                    <a:xfrm>
+                      <a:off x="0" y="0"/>
+                      <a:ext cx="5201376" cy="1333686"/>
+                    </a:xfrm>
+                    <a:prstGeom prst="rect">
+                      <a:avLst/>
+                    </a:prstGeom>
+                  </pic:spPr>
+                </pic:pic>
+              </a:graphicData>
+            </a:graphic>
+          </wp:inline>
+        </w:drawing>
+      </w:r>
+    </w:p>
+    <w:p>
+      <w:r>
+        <w:t>6</w:t>
+      </w:r>
+    </w:p>
+    <w:p>
+      <w:r>
+        <w:lastRenderedPageBreak/>
+        <w:drawing>
+          <wp:inline distT="0" distB="0" distL="0" distR="0" wp14:anchorId="55BB9202" wp14:editId="1ED3175D">
+            <wp:extent cx="5277587" cy="1810003"/>
+            <wp:effectExtent l="0" t="0" r="0" b="0"/>
+            <wp:docPr id="3" name="Imagen 3"/>
+            <wp:cNvGraphicFramePr>
+              <a:graphicFrameLocks xmlns:a="http://schemas.openxmlformats.org/drawingml/2006/main" noChangeAspect="1"/>
+            </wp:cNvGraphicFramePr>
+            <a:graphic xmlns:a="http://schemas.openxmlformats.org/drawingml/2006/main">
+              <a:graphicData uri="http://schemas.openxmlformats.org/drawingml/2006/picture">
+                <pic:pic xmlns:pic="http://schemas.openxmlformats.org/drawingml/2006/picture">
+                  <pic:nvPicPr>
+                    <pic:cNvPr id="1" name=""/>
+                    <pic:cNvPicPr/>
+                  </pic:nvPicPr>
+                  <pic:blipFill>
+                    <a:blip r:embed="rId7"/>
+                    <a:stretch>
+                      <a:fillRect/>
+                    </a:stretch>
+                  </pic:blipFill>
+                  <pic:spPr>
+                    <a:xfrm>
+                      <a:off x="0" y="0"/>
+                      <a:ext cx="5277587" cy="1810003"/>
+                    </a:xfrm>
+                    <a:prstGeom prst="rect">
+                      <a:avLst/>
+                    </a:prstGeom>
+                  </pic:spPr>
+                </pic:pic>
+              </a:graphicData>
+            </a:graphic>
+          </wp:inline>
+        </w:drawing>
+      </w:r>
+    </w:p>
+    <w:p>
+      <w:r>
+        <w:t>7, 8</w:t>
+      </w:r>
+    </w:p>
+    <w:p>
+      <w:r>
+        <w:drawing>
+          <wp:inline distT="0" distB="0" distL="0" distR="0" wp14:anchorId="7774B8F1" wp14:editId="33A43D3D">
+            <wp:extent cx="5400040" cy="1539875"/>
+            <wp:effectExtent l="0" t="0" r="0" b="0"/>
+            <wp:docPr id="6" name="Imagen 6"/>
+            <wp:cNvGraphicFramePr>
+              <a:graphicFrameLocks xmlns:a="http://schemas.openxmlformats.org/drawingml/2006/main" noChangeAspect="1"/>
+            </wp:cNvGraphicFramePr>
+            <a:graphic xmlns:a="http://schemas.openxmlformats.org/drawingml/2006/main">
+              <a:graphicData uri="http://schemas.openxmlformats.org/drawingml/2006/picture">
+                <pic:pic xmlns:pic="http://schemas.openxmlformats.org/drawingml/2006/picture">
+                  <pic:nvPicPr>
+                    <pic:cNvPr id="1" name=""/>
+                    <pic:cNvPicPr/>
+                  </pic:nvPicPr>
+                  <pic:blipFill>
+                    <a:blip r:embed="rId8"/>
+                    <a:stretch>
+                      <a:fillRect/>
+                    </a:stretch>
+                  </pic:blipFill>
+                  <pic:spPr>
+                    <a:xfrm>
+                      <a:off x="0" y="0"/>
+                      <a:ext cx="5400040" cy="1539875"/>
+                    </a:xfrm>
+                    <a:prstGeom prst="rect">
+                      <a:avLst/>
+                    </a:prstGeom>
+                  </pic:spPr>
+                </pic:pic>
+              </a:graphicData>
+            </a:graphic>
+          </wp:inline>
+        </w:drawing>
+      </w:r>
+    </w:p>
+    <w:p>
+      <w:r>
+        <w:t>9, 10</w:t>
+      </w:r>
+    </w:p>
+    <w:p>
+      <w:r>
+        <w:drawing>
+          <wp:inline distT="0" distB="0" distL="0" distR="0" wp14:anchorId="6E8C113C" wp14:editId="50B29941">
+            <wp:extent cx="5306165" cy="2086266"/>
+            <wp:effectExtent l="0" t="0" r="8890" b="9525"/>
+            <wp:docPr id="7" name="Imagen 7"/>
+            <wp:cNvGraphicFramePr>
+              <a:graphicFrameLocks xmlns:a="http://schemas.openxmlformats.org/drawingml/2006/main" noChangeAspect="1"/>
+            </wp:cNvGraphicFramePr>
+            <a:graphic xmlns:a="http://schemas.openxmlformats.org/drawingml/2006/main">
+              <a:graphicData uri="http://schemas.openxmlformats.org/drawingml/2006/picture">
+                <pic:pic xmlns:pic="http://schemas.openxmlformats.org/drawingml/2006/picture">
+                  <pic:nvPicPr>
+                    <pic:cNvPr id="1" name=""/>
+                    <pic:cNvPicPr/>
+                  </pic:nvPicPr>
+                  <pic:blipFill>
+                    <a:blip r:embed="rId9"/>
+                    <a:stretch>
+                      <a:fillRect/>
+                    </a:stretch>
+                  </pic:blipFill>
+                  <pic:spPr>
+                    <a:xfrm>
+                      <a:off x="0" y="0"/>
+                      <a:ext cx="5306165" cy="2086266"/>
+                    </a:xfrm>
+                    <a:prstGeom prst="rect">
+                      <a:avLst/>
+                    </a:prstGeom>
+                  </pic:spPr>
+                </pic:pic>
+              </a:graphicData>
+            </a:graphic>
+          </wp:inline>
+        </w:drawing>
+      </w:r>
+    </w:p>
+    <w:p>
+      <w:r>
+        <w:t>11</w:t>
+      </w:r>
+    </w:p>
+    <w:p>
+      <w:r>
+        <w:lastRenderedPageBreak/>
+        <w:drawing>
+          <wp:inline distT="0" distB="0" distL="0" distR="0" wp14:anchorId="73D1CEEA" wp14:editId="6D66CAE2">
+            <wp:extent cx="5400040" cy="3037840"/>
+            <wp:effectExtent l="0" t="0" r="0" b="0"/>
+            <wp:docPr id="8" name="Imagen 8"/>
+            <wp:cNvGraphicFramePr>
+              <a:graphicFrameLocks xmlns:a="http://schemas.openxmlformats.org/drawingml/2006/main" noChangeAspect="1"/>
+            </wp:cNvGraphicFramePr>
+            <a:graphic xmlns:a="http://schemas.openxmlformats.org/drawingml/2006/main">
+              <a:graphicData uri="http://schemas.openxmlformats.org/drawingml/2006/picture">
+                <pic:pic xmlns:pic="http://schemas.openxmlformats.org/drawingml/2006/picture">
+                  <pic:nvPicPr>
+                    <pic:cNvPr id="1" name=""/>
+                    <pic:cNvPicPr/>
+                  </pic:nvPicPr>
+                  <pic:blipFill>
+                    <a:blip r:embed="rId10"/>
+                    <a:stretch>
+                      <a:fillRect/>
+                    </a:stretch>
+                  </pic:blipFill>
+                  <pic:spPr>
+                    <a:xfrm>
+                      <a:off x="0" y="0"/>
+                      <a:ext cx="5400040" cy="3037840"/>
+                    </a:xfrm>
+                    <a:prstGeom prst="rect">
+                      <a:avLst/>
+                    </a:prstGeom>
+                  </pic:spPr>
+                </pic:pic>
+              </a:graphicData>
+            </a:graphic>
+          </wp:inline>
+        </w:drawing>
+      </w:r>
+    </w:p>
+    <w:p>
+      <w:r>
+        <w:t>12, 13</w:t>
+      </w:r>
+    </w:p>
+    <w:p>
+      <w:r>
+        <w:drawing>
+          <wp:inline distT="0" distB="0" distL="0" distR="0" wp14:anchorId="1B888BBB" wp14:editId="3761D418">
+            <wp:extent cx="5210902" cy="2257740"/>
+            <wp:effectExtent l="0" t="0" r="8890" b="9525"/>
+            <wp:docPr id="9" name="Imagen 9"/>
+            <wp:cNvGraphicFramePr>
+              <a:graphicFrameLocks xmlns:a="http://schemas.openxmlformats.org/drawingml/2006/main" noChangeAspect="1"/>
+            </wp:cNvGraphicFramePr>
+            <a:graphic xmlns:a="http://schemas.openxmlformats.org/drawingml/2006/main">
+              <a:graphicData uri="http://schemas.openxmlformats.org/drawingml/2006/picture">
+                <pic:pic xmlns:pic="http://schemas.openxmlformats.org/drawingml/2006/picture">
+                  <pic:nvPicPr>
+                    <pic:cNvPr id="1" name=""/>
+                    <pic:cNvPicPr/>
+                  </pic:nvPicPr>
+                  <pic:blipFill>
+                    <a:blip r:embed="rId11"/>
+                    <a:stretch>
+                      <a:fillRect/>
+                    </a:stretch>
+                  </pic:blipFill>
+                  <pic:spPr>
+                    <a:xfrm>
+                      <a:off x="0" y="0"/>
+                      <a:ext cx="5210902" cy="2257740"/>
+                    </a:xfrm>
+                    <a:prstGeom prst="rect">
+                      <a:avLst/>
+                    </a:prstGeom>
+                  </pic:spPr>
+                </pic:pic>
+              </a:graphicData>
+            </a:graphic>
+          </wp:inline>
+        </w:drawing>
+      </w:r>
+    </w:p>
+    <w:p>
+      <w:r>
+        <w:t>14, 15</w:t>
+      </w:r>
+    </w:p>
+    <w:p>
+      <w:r>
+        <w:drawing>
+          <wp:inline distT="0" distB="0" distL="0" distR="0" wp14:anchorId="4A76CAD8" wp14:editId="29960C88">
+            <wp:extent cx="5191850" cy="2324424"/>
+            <wp:effectExtent l="0" t="0" r="8890" b="0"/>
+            <wp:docPr id="10" name="Imagen 10"/>
+            <wp:cNvGraphicFramePr>
+              <a:graphicFrameLocks xmlns:a="http://schemas.openxmlformats.org/drawingml/2006/main" noChangeAspect="1"/>
+            </wp:cNvGraphicFramePr>
+            <a:graphic xmlns:a="http://schemas.openxmlformats.org/drawingml/2006/main">
+              <a:graphicData uri="http://schemas.openxmlformats.org/drawingml/2006/picture">
+                <pic:pic xmlns:pic="http://schemas.openxmlformats.org/drawingml/2006/picture">
+                  <pic:nvPicPr>
+                    <pic:cNvPr id="1" name=""/>
+                    <pic:cNvPicPr/>
+                  </pic:nvPicPr>
+                  <pic:blipFill>
+                    <a:blip r:embed="rId12"/>
+                    <a:stretch>
+                      <a:fillRect/>
+                    </a:stretch>
+                  </pic:blipFill>
+                  <pic:spPr>
+                    <a:xfrm>
+                      <a:off x="0" y="0"/>
+                      <a:ext cx="5191850" cy="2324424"/>
+                    </a:xfrm>
+                    <a:prstGeom prst="rect">
+                      <a:avLst/>
+                    </a:prstGeom>
+                  </pic:spPr>
+                </pic:pic>
+              </a:graphicData>
+            </a:graphic>
+          </wp:inline>
+        </w:drawing>
+      </w:r>
+    </w:p>
+    <w:p>
+      <w:r>
+        <w:lastRenderedPageBreak/>
+        <w:t>16</w:t>
+      </w:r>
+    </w:p>
+    <w:p>
+      <w:r>
+        <w:drawing>
+          <wp:inline distT="0" distB="0" distL="0" distR="0" wp14:anchorId="0A8E39E6" wp14:editId="2755FDC9">
+            <wp:extent cx="5400040" cy="3039110"/>
+            <wp:effectExtent l="0" t="0" r="0" b="0"/>
+            <wp:docPr id="11" name="Imagen 11"/>
+            <wp:cNvGraphicFramePr>
+              <a:graphicFrameLocks xmlns:a="http://schemas.openxmlformats.org/drawingml/2006/main" noChangeAspect="1"/>
+            </wp:cNvGraphicFramePr>
+            <a:graphic xmlns:a="http://schemas.openxmlformats.org/drawingml/2006/main">
+              <a:graphicData uri="http://schemas.openxmlformats.org/drawingml/2006/picture">
+                <pic:pic xmlns:pic="http://schemas.openxmlformats.org/drawingml/2006/picture">
+                  <pic:nvPicPr>
+                    <pic:cNvPr id="1" name=""/>
+                    <pic:cNvPicPr/>
+                  </pic:nvPicPr>
+                  <pic:blipFill>
+                    <a:blip r:embed="rId13"/>
+                    <a:stretch>
+                      <a:fillRect/>
+                    </a:stretch>
+                  </pic:blipFill>
+                  <pic:spPr>
+                    <a:xfrm>
+                      <a:off x="0" y="0"/>
+                      <a:ext cx="5400040" cy="3039110"/>
+                    </a:xfrm>
+                    <a:prstGeom prst="rect">
+                      <a:avLst/>
+                    </a:prstGeom>
+                  </pic:spPr>
+                </pic:pic>
+              </a:graphicData>
+            </a:graphic>
+          </wp:inline>
+        </w:drawing>
+      </w:r>
+    </w:p>
+    <w:p>
+      <w:r>
+        <w:t>17, 18</w:t>
+      </w:r>
+    </w:p>
+    <w:p>
+      <w:r>
+        <w:drawing>
+          <wp:inline distT="0" distB="0" distL="0" distR="0" wp14:anchorId="523CC75E" wp14:editId="7BCB2CB6">
+            <wp:extent cx="5400040" cy="1781175"/>
+            <wp:effectExtent l="0" t="0" r="0" b="0"/>
+            <wp:docPr id="12" name="Imagen 12"/>
+            <wp:cNvGraphicFramePr>
+              <a:graphicFrameLocks xmlns:a="http://schemas.openxmlformats.org/drawingml/2006/main" noChangeAspect="1"/>
+            </wp:cNvGraphicFramePr>
+            <a:graphic xmlns:a="http://schemas.openxmlformats.org/drawingml/2006/main">
+              <a:graphicData uri="http://schemas.openxmlformats.org/drawingml/2006/picture">
+                <pic:pic xmlns:pic="http://schemas.openxmlformats.org/drawingml/2006/picture">
+                  <pic:nvPicPr>
+                    <pic:cNvPr id="1" name=""/>
+                    <pic:cNvPicPr/>
+                  </pic:nvPicPr>
+                  <pic:blipFill>
+                    <a:blip r:embed="rId14"/>
+                    <a:stretch>
+                      <a:fillRect/>
+                    </a:stretch>
+                  </pic:blipFill>
+                  <pic:spPr>
+                    <a:xfrm>
+                      <a:off x="0" y="0"/>
+                      <a:ext cx="5400040" cy="1781175"/>
+                    </a:xfrm>
+                    <a:prstGeom prst="rect">
+                      <a:avLst/>
+                    </a:prstGeom>
+                  </pic:spPr>
+                </pic:pic>
+              </a:graphicData>
+            </a:graphic>
+          </wp:inline>
+        </w:drawing>
+      </w:r>
+    </w:p>
+    <w:p>
+      <w:r>
+        <w:t>19</w:t>
+      </w:r>
+    </w:p>
+    <w:p>
+      <w:r>
+        <w:drawing>
+          <wp:inline distT="0" distB="0" distL="0" distR="0" wp14:anchorId="62D27627" wp14:editId="66408DEF">
+            <wp:extent cx="5172797" cy="666843"/>
+            <wp:effectExtent l="0" t="0" r="8890" b="0"/>
+            <wp:docPr id="13" name="Imagen 13"/>
+            <wp:cNvGraphicFramePr>
+              <a:graphicFrameLocks xmlns:a="http://schemas.openxmlformats.org/drawingml/2006/main" noChangeAspect="1"/>
+            </wp:cNvGraphicFramePr>
+            <a:graphic xmlns:a="http://schemas.openxmlformats.org/drawingml/2006/main">
+              <a:graphicData uri="http://schemas.openxmlformats.org/drawingml/2006/picture">
+                <pic:pic xmlns:pic="http://schemas.openxmlformats.org/drawingml/2006/picture">
+                  <pic:nvPicPr>
+                    <pic:cNvPr id="1" name=""/>
+                    <pic:cNvPicPr/>
+                  </pic:nvPicPr>
+                  <pic:blipFill>
+                    <a:blip r:embed="rId15"/>
+                    <a:stretch>
+                      <a:fillRect/>
+                    </a:stretch>
+                  </pic:blipFill>
+                  <pic:spPr>
+                    <a:xfrm>
+                      <a:off x="0" y="0"/>
+                      <a:ext cx="5172797" cy="666843"/>
+                    </a:xfrm>
+                    <a:prstGeom prst="rect">
+                      <a:avLst/>
+                    </a:prstGeom>
+                  </pic:spPr>
+                </pic:pic>
+              </a:graphicData>
+            </a:graphic>
+          </wp:inline>
+        </w:drawing>
+      </w:r>
+    </w:p>
+    <w:p>
+      <w:r>
+        <w:t>20, 22, 23, 24</w:t>
+      </w:r>
+    </w:p>
+    <w:p>
+      <w:r>
+        <w:lastRenderedPageBreak/>
+        <w:drawing>
+          <wp:inline distT="0" distB="0" distL="0" distR="0" wp14:anchorId="3B3D0FC4" wp14:editId="408CC196">
+            <wp:extent cx="5400040" cy="3406775"/>
+            <wp:effectExtent l="0" t="0" r="0" b="0"/>
+            <wp:docPr id="14" name="Imagen 14"/>
+            <wp:cNvGraphicFramePr>
+              <a:graphicFrameLocks xmlns:a="http://schemas.openxmlformats.org/drawingml/2006/main" noChangeAspect="1"/>
+            </wp:cNvGraphicFramePr>
+            <a:graphic xmlns:a="http://schemas.openxmlformats.org/drawingml/2006/main">
+              <a:graphicData uri="http://schemas.openxmlformats.org/drawingml/2006/picture">
+                <pic:pic xmlns:pic="http://schemas.openxmlformats.org/drawingml/2006/picture">
+                  <pic:nvPicPr>
+                    <pic:cNvPr id="1" name=""/>
+                    <pic:cNvPicPr/>
+                  </pic:nvPicPr>
+                  <pic:blipFill>
+                    <a:blip r:embed="rId16"/>
+                    <a:stretch>
+                      <a:fillRect/>
+                    </a:stretch>
+                  </pic:blipFill>
+                  <pic:spPr>
+                    <a:xfrm>
+                      <a:off x="0" y="0"/>
+                      <a:ext cx="5400040" cy="3406775"/>
+                    </a:xfrm>
+                    <a:prstGeom prst="rect">
+                      <a:avLst/>
+                    </a:prstGeom>
+                  </pic:spPr>
+                </pic:pic>
+              </a:graphicData>
+            </a:graphic>
+          </wp:inline>
+        </w:drawing>
+      </w:r>
+    </w:p>
+    <w:p>
+      <w:r>
+        <w:t>25</w:t>
+      </w:r>
+    </w:p>
+    <w:p>
+      <w:r>
+        <w:drawing>
+          <wp:inline distT="0" distB="0" distL="0" distR="0" wp14:anchorId="41C84E35" wp14:editId="437B71CB">
+            <wp:extent cx="5258534" cy="1390844"/>
+            <wp:effectExtent l="0" t="0" r="0" b="0"/>
+            <wp:docPr id="15" name="Imagen 15"/>
+            <wp:cNvGraphicFramePr>
+              <a:graphicFrameLocks xmlns:a="http://schemas.openxmlformats.org/drawingml/2006/main" noChangeAspect="1"/>
+            </wp:cNvGraphicFramePr>
+            <a:graphic xmlns:a="http://schemas.openxmlformats.org/drawingml/2006/main">
+              <a:graphicData uri="http://schemas.openxmlformats.org/drawingml/2006/picture">
+                <pic:pic xmlns:pic="http://schemas.openxmlformats.org/drawingml/2006/picture">
+                  <pic:nvPicPr>
+                    <pic:cNvPr id="1" name=""/>
+                    <pic:cNvPicPr/>
+                  </pic:nvPicPr>
+                  <pic:blipFill>
+                    <a:blip r:embed="rId17"/>
+                    <a:stretch>
+                      <a:fillRect/>
+                    </a:stretch>
+                  </pic:blipFill>
+                  <pic:spPr>
+                    <a:xfrm>
+                      <a:off x="0" y="0"/>
+                      <a:ext cx="5258534" cy="1390844"/>
+                    </a:xfrm>
+                    <a:prstGeom prst="rect">
+                      <a:avLst/>
+                    </a:prstGeom>
+                  </pic:spPr>
+                </pic:pic>
+              </a:graphicData>
+            </a:graphic>
+          </wp:inline>
+        </w:drawing>
+      </w:r>
+    </w:p>
+    <w:p>
+      <w:r>
+        <w:t>26</w:t>
+      </w:r>
+    </w:p>
+    <w:p>
+      <w:r>
+        <w:lastRenderedPageBreak/>
+        <w:drawing>
+          <wp:inline distT="0" distB="0" distL="0" distR="0" wp14:anchorId="43B9BD78" wp14:editId="572B9420">
+            <wp:extent cx="5400040" cy="3298825"/>
+            <wp:effectExtent l="0" t="0" r="0" b="0"/>
+            <wp:docPr id="16" name="Imagen 16"/>
+            <wp:cNvGraphicFramePr>
+              <a:graphicFrameLocks xmlns:a="http://schemas.openxmlformats.org/drawingml/2006/main" noChangeAspect="1"/>
+            </wp:cNvGraphicFramePr>
+            <a:graphic xmlns:a="http://schemas.openxmlformats.org/drawingml/2006/main">
+              <a:graphicData uri="http://schemas.openxmlformats.org/drawingml/2006/picture">
+                <pic:pic xmlns:pic="http://schemas.openxmlformats.org/drawingml/2006/picture">
+                  <pic:nvPicPr>
+                    <pic:cNvPr id="1" name=""/>
+                    <pic:cNvPicPr/>
+                  </pic:nvPicPr>
+                  <pic:blipFill>
+                    <a:blip r:embed="rId18"/>
+                    <a:stretch>
+                      <a:fillRect/>
+                    </a:stretch>
+                  </pic:blipFill>
+                  <pic:spPr>
+                    <a:xfrm>
+                      <a:off x="0" y="0"/>
+                      <a:ext cx="5400040" cy="3298825"/>
+                    </a:xfrm>
+                    <a:prstGeom prst="rect">
+                      <a:avLst/>
+                    </a:prstGeom>
+                  </pic:spPr>
+                </pic:pic>
+              </a:graphicData>
+            </a:graphic>
+          </wp:inline>
+        </w:drawing>
+      </w:r>
+    </w:p>
+    <w:p>
+      <w:r>
+        <w:t>27</w:t>
+      </w:r>
+    </w:p>
+    <w:p>
+      <w:r>
+        <w:drawing>
+          <wp:inline distT="0" distB="0" distL="0" distR="0" wp14:anchorId="510B2350" wp14:editId="49CFDA4B">
+            <wp:extent cx="5400040" cy="2276475"/>
+            <wp:effectExtent l="0" t="0" r="0" b="0"/>
+            <wp:docPr id="17" name="Imagen 17"/>
+            <wp:cNvGraphicFramePr>
+              <a:graphicFrameLocks xmlns:a="http://schemas.openxmlformats.org/drawingml/2006/main" noChangeAspect="1"/>
+            </wp:cNvGraphicFramePr>
+            <a:graphic xmlns:a="http://schemas.openxmlformats.org/drawingml/2006/main">
+              <a:graphicData uri="http://schemas.openxmlformats.org/drawingml/2006/picture">
+                <pic:pic xmlns:pic="http://schemas.openxmlformats.org/drawingml/2006/picture">
+                  <pic:nvPicPr>
+                    <pic:cNvPr id="1" name=""/>
+                    <pic:cNvPicPr/>
+                  </pic:nvPicPr>
+                  <pic:blipFill>
+                    <a:blip r:embed="rId19"/>
+                    <a:stretch>
+                      <a:fillRect/>
+                    </a:stretch>
+                  </pic:blipFill>
+                  <pic:spPr>
+                    <a:xfrm>
+                      <a:off x="0" y="0"/>
+                      <a:ext cx="5400040" cy="2276475"/>
+                    </a:xfrm>
+                    <a:prstGeom prst="rect">
+                      <a:avLst/>
+                    </a:prstGeom>
+                  </pic:spPr>
+                </pic:pic>
+              </a:graphicData>
+            </a:graphic>
+          </wp:inline>
+        </w:drawing>
+      </w:r>
+    </w:p>
+    <w:p>
+      <w:r>
+        <w:t>28, 29, 30, 31, 32</w:t>
+      </w:r>
+    </w:p>
+    <w:p>
+      <w:r>
+        <w:lastRenderedPageBreak/>
+        <w:drawing>
+          <wp:inline distT="0" distB="0" distL="0" distR="0" wp14:anchorId="27056E0C" wp14:editId="2F80EAA7">
+            <wp:extent cx="5258534" cy="5401429"/>
+            <wp:effectExtent l="0" t="0" r="0" b="8890"/>
+            <wp:docPr id="18" name="Imagen 18"/>
+            <wp:cNvGraphicFramePr>
+              <a:graphicFrameLocks xmlns:a="http://schemas.openxmlformats.org/drawingml/2006/main" noChangeAspect="1"/>
+            </wp:cNvGraphicFramePr>
+            <a:graphic xmlns:a="http://schemas.openxmlformats.org/drawingml/2006/main">
+              <a:graphicData uri="http://schemas.openxmlformats.org/drawingml/2006/picture">
+                <pic:pic xmlns:pic="http://schemas.openxmlformats.org/drawingml/2006/picture">
+                  <pic:nvPicPr>
+                    <pic:cNvPr id="1" name=""/>
+                    <pic:cNvPicPr/>
+                  </pic:nvPicPr>
+                  <pic:blipFill>
+                    <a:blip r:embed="rId20"/>
+                    <a:stretch>
+                      <a:fillRect/>
+                    </a:stretch>
+                  </pic:blipFill>
+                  <pic:spPr>
+                    <a:xfrm>
+                      <a:off x="0" y="0"/>
+                      <a:ext cx="5258534" cy="5401429"/>
+                    </a:xfrm>
+                    <a:prstGeom prst="rect">
+                      <a:avLst/>
+                    </a:prstGeom>
+                  </pic:spPr>
+                </pic:pic>
+              </a:graphicData>
+            </a:graphic>
+          </wp:inline>
+        </w:drawing>
+      </w:r>
+    </w:p>
+    <w:p>
+      <w:r>
+        <w:t>33</w:t>
+      </w:r>
+    </w:p>
+    <w:p>
+      <w:r>
+        <w:drawing>
+          <wp:inline distT="0" distB="0" distL="0" distR="0" wp14:anchorId="1F19D696" wp14:editId="67CCACDD">
+            <wp:extent cx="5249008" cy="2562583"/>
+            <wp:effectExtent l="0" t="0" r="8890" b="9525"/>
+            <wp:docPr id="19" name="Imagen 19"/>
+            <wp:cNvGraphicFramePr>
+              <a:graphicFrameLocks xmlns:a="http://schemas.openxmlformats.org/drawingml/2006/main" noChangeAspect="1"/>
+            </wp:cNvGraphicFramePr>
+            <a:graphic xmlns:a="http://schemas.openxmlformats.org/drawingml/2006/main">
+              <a:graphicData uri="http://schemas.openxmlformats.org/drawingml/2006/picture">
+                <pic:pic xmlns:pic="http://schemas.openxmlformats.org/drawingml/2006/picture">
+                  <pic:nvPicPr>
+                    <pic:cNvPr id="1" name=""/>
+                    <pic:cNvPicPr/>
+                  </pic:nvPicPr>
+                  <pic:blipFill>
+                    <a:blip r:embed="rId21"/>
+                    <a:stretch>
+                      <a:fillRect/>
+                    </a:stretch>
+                  </pic:blipFill>
+                  <pic:spPr>
+                    <a:xfrm>
+                      <a:off x="0" y="0"/>
+                      <a:ext cx="5249008" cy="2562583"/>
+                    </a:xfrm>
+                    <a:prstGeom prst="rect">
+                      <a:avLst/>
+                    </a:prstGeom>
+                  </pic:spPr>
+                </pic:pic>
+              </a:graphicData>
+            </a:graphic>
+          </wp:inline>
+        </w:drawing>
+      </w:r>
+    </w:p>
+    <w:p>
+      <w:r>
+        <w:lastRenderedPageBreak/>
+        <w:drawing>
+          <wp:inline distT="0" distB="0" distL="0" distR="0" wp14:anchorId="443374FB" wp14:editId="3A4A1FEF">
+            <wp:extent cx="5182323" cy="695422"/>
+            <wp:effectExtent l="0" t="0" r="0" b="9525"/>
+            <wp:docPr id="20" name="Imagen 20"/>
+            <wp:cNvGraphicFramePr>
+              <a:graphicFrameLocks xmlns:a="http://schemas.openxmlformats.org/drawingml/2006/main" noChangeAspect="1"/>
+            </wp:cNvGraphicFramePr>
+            <a:graphic xmlns:a="http://schemas.openxmlformats.org/drawingml/2006/main">
+              <a:graphicData uri="http://schemas.openxmlformats.org/drawingml/2006/picture">
+                <pic:pic xmlns:pic="http://schemas.openxmlformats.org/drawingml/2006/picture">
+                  <pic:nvPicPr>
+                    <pic:cNvPr id="1" name=""/>
+                    <pic:cNvPicPr/>
+                  </pic:nvPicPr>
+                  <pic:blipFill>
+                    <a:blip r:embed="rId22"/>
+                    <a:stretch>
+                      <a:fillRect/>
+                    </a:stretch>
+                  </pic:blipFill>
+                  <pic:spPr>
+                    <a:xfrm>
+                      <a:off x="0" y="0"/>
+                      <a:ext cx="5182323" cy="695422"/>
+                    </a:xfrm>
+                    <a:prstGeom prst="rect">
+                      <a:avLst/>
+                    </a:prstGeom>
+                  </pic:spPr>
+                </pic:pic>
+              </a:graphicData>
+            </a:graphic>
+          </wp:inline>
+        </w:drawing>
+      </w:r>
+    </w:p>
+    <w:p>
+      <w:r>
+        <w:t>34, 35</w:t>
+      </w:r>
+    </w:p>
+    <w:p>
+      <w:r>
+        <w:drawing>
+          <wp:inline distT="0" distB="0" distL="0" distR="0" wp14:anchorId="5874A087" wp14:editId="19739E50">
+            <wp:extent cx="5201376" cy="1419423"/>
+            <wp:effectExtent l="0" t="0" r="0" b="9525"/>
+            <wp:docPr id="21" name="Imagen 21"/>
+            <wp:cNvGraphicFramePr>
+              <a:graphicFrameLocks xmlns:a="http://schemas.openxmlformats.org/drawingml/2006/main" noChangeAspect="1"/>
+            </wp:cNvGraphicFramePr>
+            <a:graphic xmlns:a="http://schemas.openxmlformats.org/drawingml/2006/main">
+              <a:graphicData uri="http://schemas.openxmlformats.org/drawingml/2006/picture">
+                <pic:pic xmlns:pic="http://schemas.openxmlformats.org/drawingml/2006/picture">
+                  <pic:nvPicPr>
+                    <pic:cNvPr id="1" name=""/>
+                    <pic:cNvPicPr/>
+                  </pic:nvPicPr>
+                  <pic:blipFill>
+                    <a:blip r:embed="rId23"/>
+                    <a:stretch>
+                      <a:fillRect/>
+                    </a:stretch>
+                  </pic:blipFill>
+                  <pic:spPr>
+                    <a:xfrm>
+                      <a:off x="0" y="0"/>
+                      <a:ext cx="5201376" cy="1419423"/>
+                    </a:xfrm>
+                    <a:prstGeom prst="rect">
+                      <a:avLst/>
+                    </a:prstGeom>
+                  </pic:spPr>
+                </pic:pic>
+              </a:graphicData>
+            </a:graphic>
+          </wp:inline>
+        </w:drawing>
+      </w:r>
+    </w:p>
+    <w:p>
+      <w:r>
+        <w:t>36</w:t>
+      </w:r>
+    </w:p>
+    <w:p>
+      <w:r>
+        <w:drawing>
+          <wp:inline distT="0" distB="0" distL="0" distR="0" wp14:anchorId="5F362E94" wp14:editId="10B68208">
+            <wp:extent cx="5220429" cy="2200582"/>
+            <wp:effectExtent l="0" t="0" r="0" b="9525"/>
+            <wp:docPr id="22" name="Imagen 22"/>
+            <wp:cNvGraphicFramePr>
+              <a:graphicFrameLocks xmlns:a="http://schemas.openxmlformats.org/drawingml/2006/main" noChangeAspect="1"/>
+            </wp:cNvGraphicFramePr>
+            <a:graphic xmlns:a="http://schemas.openxmlformats.org/drawingml/2006/main">
+              <a:graphicData uri="http://schemas.openxmlformats.org/drawingml/2006/picture">
+                <pic:pic xmlns:pic="http://schemas.openxmlformats.org/drawingml/2006/picture">
+                  <pic:nvPicPr>
+                    <pic:cNvPr id="1" name=""/>
+                    <pic:cNvPicPr/>
+                  </pic:nvPicPr>
+                  <pic:blipFill>
+                    <a:blip r:embed="rId24"/>
+                    <a:stretch>
+                      <a:fillRect/>
+                    </a:stretch>
+                  </pic:blipFill>
+                  <pic:spPr>
+                    <a:xfrm>
+                      <a:off x="0" y="0"/>
+                      <a:ext cx="5220429" cy="2200582"/>
+                    </a:xfrm>
+                    <a:prstGeom prst="rect">
+                      <a:avLst/>
+                    </a:prstGeom>
+                  </pic:spPr>
+                </pic:pic>
+              </a:graphicData>
+            </a:graphic>
+          </wp:inline>
+        </w:drawing>
+      </w:r>
+    </w:p>
+    <w:p>
+      <w:r>
+        <w:t>37</w:t>
+      </w:r>
+    </w:p>
+    <w:p>
+      <w:r>
+        <w:drawing>
+          <wp:inline distT="0" distB="0" distL="0" distR="0" wp14:anchorId="3F94C0F6" wp14:editId="41BF9471">
+            <wp:extent cx="5258534" cy="1095528"/>
+            <wp:effectExtent l="0" t="0" r="0" b="9525"/>
+            <wp:docPr id="23" name="Imagen 23"/>
+            <wp:cNvGraphicFramePr>
+              <a:graphicFrameLocks xmlns:a="http://schemas.openxmlformats.org/drawingml/2006/main" noChangeAspect="1"/>
+            </wp:cNvGraphicFramePr>
+            <a:graphic xmlns:a="http://schemas.openxmlformats.org/drawingml/2006/main">
+              <a:graphicData uri="http://schemas.openxmlformats.org/drawingml/2006/picture">
+                <pic:pic xmlns:pic="http://schemas.openxmlformats.org/drawingml/2006/picture">
+                  <pic:nvPicPr>
+                    <pic:cNvPr id="1" name=""/>
+                    <pic:cNvPicPr/>
+                  </pic:nvPicPr>
+                  <pic:blipFill>
+                    <a:blip r:embed="rId25"/>
+                    <a:stretch>
+                      <a:fillRect/>
+                    </a:stretch>
+                  </pic:blipFill>
+                  <pic:spPr>
+                    <a:xfrm>
+                      <a:off x="0" y="0"/>
+                      <a:ext cx="5258534" cy="1095528"/>
+                    </a:xfrm>
+                    <a:prstGeom prst="rect">
+                      <a:avLst/>
+                    </a:prstGeom>
+                  </pic:spPr>
+                </pic:pic>
+              </a:graphicData>
+            </a:graphic>
+          </wp:inline>
+        </w:drawing>
+      </w:r>
+    </w:p>
+    <w:p>
+      <w:r>
+        <w:t>38, 39, 40</w:t>
+      </w:r>
+    </w:p>
+    <w:p>
+      <w:r>
+        <w:lastRenderedPageBreak/>
+        <w:drawing>
+          <wp:inline distT="0" distB="0" distL="0" distR="0" wp14:anchorId="0B858224" wp14:editId="033A8F26">
+            <wp:extent cx="5191850" cy="2095792"/>
+            <wp:effectExtent l="0" t="0" r="8890" b="0"/>
+            <wp:docPr id="24" name="Imagen 24"/>
+            <wp:cNvGraphicFramePr>
+              <a:graphicFrameLocks xmlns:a="http://schemas.openxmlformats.org/drawingml/2006/main" noChangeAspect="1"/>
+            </wp:cNvGraphicFramePr>
+            <a:graphic xmlns:a="http://schemas.openxmlformats.org/drawingml/2006/main">
+              <a:graphicData uri="http://schemas.openxmlformats.org/drawingml/2006/picture">
+                <pic:pic xmlns:pic="http://schemas.openxmlformats.org/drawingml/2006/picture">
+                  <pic:nvPicPr>
+                    <pic:cNvPr id="1" name=""/>
+                    <pic:cNvPicPr/>
+                  </pic:nvPicPr>
+                  <pic:blipFill>
+                    <a:blip r:embed="rId26"/>
+                    <a:stretch>
+                      <a:fillRect/>
+                    </a:stretch>
+                  </pic:blipFill>
+                  <pic:spPr>
+                    <a:xfrm>
+                      <a:off x="0" y="0"/>
+                      <a:ext cx="5191850" cy="2095792"/>
+                    </a:xfrm>
+                    <a:prstGeom prst="rect">
+                      <a:avLst/>
+                    </a:prstGeom>
+                  </pic:spPr>
+                </pic:pic>
+              </a:graphicData>
+            </a:graphic>
+          </wp:inline>
+        </w:drawing>
+      </w:r>
+    </w:p>
+    <w:p>
+      <w:r>
+        <w:t>41, 42</w:t>
+      </w:r>
+    </w:p>
+    <w:p>
+      <w:r>
+        <w:drawing>
+          <wp:inline distT="0" distB="0" distL="0" distR="0" wp14:anchorId="7DE70682" wp14:editId="2DB29F0D">
+            <wp:extent cx="5277587" cy="5315692"/>
+            <wp:effectExtent l="0" t="0" r="0" b="0"/>
+            <wp:docPr id="25" name="Imagen 25"/>
+            <wp:cNvGraphicFramePr>
+              <a:graphicFrameLocks xmlns:a="http://schemas.openxmlformats.org/drawingml/2006/main" noChangeAspect="1"/>
+            </wp:cNvGraphicFramePr>
+            <a:graphic xmlns:a="http://schemas.openxmlformats.org/drawingml/2006/main">
+              <a:graphicData uri="http://schemas.openxmlformats.org/drawingml/2006/picture">
+                <pic:pic xmlns:pic="http://schemas.openxmlformats.org/drawingml/2006/picture">
+                  <pic:nvPicPr>
+                    <pic:cNvPr id="1" name=""/>
+                    <pic:cNvPicPr/>
+                  </pic:nvPicPr>
+                  <pic:blipFill>
+                    <a:blip r:embed="rId27"/>
+                    <a:stretch>
+                      <a:fillRect/>
+                    </a:stretch>
+                  </pic:blipFill>
+                  <pic:spPr>
+                    <a:xfrm>
+                      <a:off x="0" y="0"/>
+                      <a:ext cx="5277587" cy="5315692"/>
+                    </a:xfrm>
+                    <a:prstGeom prst="rect">
+                      <a:avLst/>
+                    </a:prstGeom>
+                  </pic:spPr>
+                </pic:pic>
+              </a:graphicData>
+            </a:graphic>
+          </wp:inline>
+        </w:drawing>
+      </w:r>
+      <w:bookmarkStart w:id="0" w:name="_GoBack"/>
+      <w:bookmarkEnd w:id="0"/>
     </w:p>
     <w:sectPr>
       <w:pgSz w:w="11906" w:h="16838"/>
@@ -129,7 +1102,7 @@
 </file>
 
 <file path=word/styles.xml><?xml version="1.0" encoding="utf-8"?>
-<w:styles xmlns:r="http://schemas.openxmlformats.org/officeDocument/2006/relationships" xmlns:w="http://schemas.openxmlformats.org/wordprocessingml/2006/main">
+<w:styles xmlns:mc="http://schemas.openxmlformats.org/markup-compatibility/2006" xmlns:r="http://schemas.openxmlformats.org/officeDocument/2006/relationships" xmlns:w="http://schemas.openxmlformats.org/wordprocessingml/2006/main" xmlns:w14="http://schemas.microsoft.com/office/word/2010/wordml" xmlns:w15="http://schemas.microsoft.com/office/word/2012/wordml" xmlns:w16se="http://schemas.microsoft.com/office/word/2015/wordml/symex" mc:Ignorable="w14 w15 w16se">
   <w:docDefaults>
     <w:rPrDefault>
       <w:rPr>
@@ -145,144 +1118,378 @@
       </w:pPr>
     </w:pPrDefault>
   </w:docDefaults>
-  <w:latentStyles w:defLockedState="0" w:defUIPriority="99" w:defSemiHidden="1" w:defUnhideWhenUsed="1" w:defQFormat="0" w:count="267">
-    <w:lsdException w:name="Normal" w:semiHidden="0" w:uiPriority="0" w:unhideWhenUsed="0" w:qFormat="1"/>
-    <w:lsdException w:name="heading 1" w:semiHidden="0" w:uiPriority="9" w:unhideWhenUsed="0" w:qFormat="1"/>
-    <w:lsdException w:name="heading 2" w:uiPriority="9" w:qFormat="1"/>
-    <w:lsdException w:name="heading 3" w:uiPriority="9" w:qFormat="1"/>
-    <w:lsdException w:name="heading 4" w:uiPriority="9" w:qFormat="1"/>
-    <w:lsdException w:name="heading 5" w:uiPriority="9" w:qFormat="1"/>
-    <w:lsdException w:name="heading 6" w:uiPriority="9" w:qFormat="1"/>
-    <w:lsdException w:name="heading 7" w:uiPriority="9" w:qFormat="1"/>
-    <w:lsdException w:name="heading 8" w:uiPriority="9" w:qFormat="1"/>
-    <w:lsdException w:name="heading 9" w:uiPriority="9" w:qFormat="1"/>
-    <w:lsdException w:name="toc 1" w:uiPriority="39"/>
-    <w:lsdException w:name="toc 2" w:uiPriority="39"/>
-    <w:lsdException w:name="toc 3" w:uiPriority="39"/>
-    <w:lsdException w:name="toc 4" w:uiPriority="39"/>
-    <w:lsdException w:name="toc 5" w:uiPriority="39"/>
-    <w:lsdException w:name="toc 6" w:uiPriority="39"/>
-    <w:lsdException w:name="toc 7" w:uiPriority="39"/>
-    <w:lsdException w:name="toc 8" w:uiPriority="39"/>
-    <w:lsdException w:name="toc 9" w:uiPriority="39"/>
-    <w:lsdException w:name="caption" w:uiPriority="35" w:qFormat="1"/>
-    <w:lsdException w:name="Title" w:semiHidden="0" w:uiPriority="10" w:unhideWhenUsed="0" w:qFormat="1"/>
-    <w:lsdException w:name="Default Paragraph Font" w:uiPriority="1"/>
-    <w:lsdException w:name="Subtitle" w:semiHidden="0" w:uiPriority="11" w:unhideWhenUsed="0" w:qFormat="1"/>
-    <w:lsdException w:name="Strong" w:semiHidden="0" w:uiPriority="22" w:unhideWhenUsed="0" w:qFormat="1"/>
-    <w:lsdException w:name="Emphasis" w:semiHidden="0" w:uiPriority="20" w:unhideWhenUsed="0" w:qFormat="1"/>
-    <w:lsdException w:name="Table Grid" w:semiHidden="0" w:uiPriority="59" w:unhideWhenUsed="0"/>
-    <w:lsdException w:name="Placeholder Text" w:unhideWhenUsed="0"/>
-    <w:lsdException w:name="No Spacing" w:semiHidden="0" w:uiPriority="1" w:unhideWhenUsed="0" w:qFormat="1"/>
-    <w:lsdException w:name="Light Shading" w:semiHidden="0" w:uiPriority="60" w:unhideWhenUsed="0"/>
-    <w:lsdException w:name="Light List" w:semiHidden="0" w:uiPriority="61" w:unhideWhenUsed="0"/>
-    <w:lsdException w:name="Light Grid" w:semiHidden="0" w:uiPriority="62" w:unhideWhenUsed="0"/>
-    <w:lsdException w:name="Medium Shading 1" w:semiHidden="0" w:uiPriority="63" w:unhideWhenUsed="0"/>
-    <w:lsdException w:name="Medium Shading 2" w:semiHidden="0" w:uiPriority="64" w:unhideWhenUsed="0"/>
-    <w:lsdException w:name="Medium List 1" w:semiHidden="0" w:uiPriority="65" w:unhideWhenUsed="0"/>
-    <w:lsdException w:name="Medium List 2" w:semiHidden="0" w:uiPriority="66" w:unhideWhenUsed="0"/>
-    <w:lsdException w:name="Medium Grid 1" w:semiHidden="0" w:uiPriority="67" w:unhideWhenUsed="0"/>
-    <w:lsdException w:name="Medium Grid 2" w:semiHidden="0" w:uiPriority="68" w:unhideWhenUsed="0"/>
-    <w:lsdException w:name="Medium Grid 3" w:semiHidden="0" w:uiPriority="69" w:unhideWhenUsed="0"/>
-    <w:lsdException w:name="Dark List" w:semiHidden="0" w:uiPriority="70" w:unhideWhenUsed="0"/>
-    <w:lsdException w:name="Colorful Shading" w:semiHidden="0" w:uiPriority="71" w:unhideWhenUsed="0"/>
-    <w:lsdException w:name="Colorful List" w:semiHidden="0" w:uiPriority="72" w:unhideWhenUsed="0"/>
-    <w:lsdException w:name="Colorful Grid" w:semiHidden="0" w:uiPriority="73" w:unhideWhenUsed="0"/>
-    <w:lsdException w:name="Light Shading Accent 1" w:semiHidden="0" w:uiPriority="60" w:unhideWhenUsed="0"/>
-    <w:lsdException w:name="Light List Accent 1" w:semiHidden="0" w:uiPriority="61" w:unhideWhenUsed="0"/>
-    <w:lsdException w:name="Light Grid Accent 1" w:semiHidden="0" w:uiPriority="62" w:unhideWhenUsed="0"/>
-    <w:lsdException w:name="Medium Shading 1 Accent 1" w:semiHidden="0" w:uiPriority="63" w:unhideWhenUsed="0"/>
-    <w:lsdException w:name="Medium Shading 2 Accent 1" w:semiHidden="0" w:uiPriority="64" w:unhideWhenUsed="0"/>
-    <w:lsdException w:name="Medium List 1 Accent 1" w:semiHidden="0" w:uiPriority="65" w:unhideWhenUsed="0"/>
-    <w:lsdException w:name="Revision" w:unhideWhenUsed="0"/>
-    <w:lsdException w:name="List Paragraph" w:semiHidden="0" w:uiPriority="34" w:unhideWhenUsed="0" w:qFormat="1"/>
-    <w:lsdException w:name="Quote" w:semiHidden="0" w:uiPriority="29" w:unhideWhenUsed="0" w:qFormat="1"/>
-    <w:lsdException w:name="Intense Quote" w:semiHidden="0" w:uiPriority="30" w:unhideWhenUsed="0" w:qFormat="1"/>
-    <w:lsdException w:name="Medium List 2 Accent 1" w:semiHidden="0" w:uiPriority="66" w:unhideWhenUsed="0"/>
-    <w:lsdException w:name="Medium Grid 1 Accent 1" w:semiHidden="0" w:uiPriority="67" w:unhideWhenUsed="0"/>
-    <w:lsdException w:name="Medium Grid 2 Accent 1" w:semiHidden="0" w:uiPriority="68" w:unhideWhenUsed="0"/>
-    <w:lsdException w:name="Medium Grid 3 Accent 1" w:semiHidden="0" w:uiPriority="69" w:unhideWhenUsed="0"/>
-    <w:lsdException w:name="Dark List Accent 1" w:semiHidden="0" w:uiPriority="70" w:unhideWhenUsed="0"/>
-    <w:lsdException w:name="Colorful Shading Accent 1" w:semiHidden="0" w:uiPriority="71" w:unhideWhenUsed="0"/>
-    <w:lsdException w:name="Colorful List Accent 1" w:semiHidden="0" w:uiPriority="72" w:unhideWhenUsed="0"/>
-    <w:lsdException w:name="Colorful Grid Accent 1" w:semiHidden="0" w:uiPriority="73" w:unhideWhenUsed="0"/>
-    <w:lsdException w:name="Light Shading Accent 2" w:semiHidden="0" w:uiPriority="60" w:unhideWhenUsed="0"/>
-    <w:lsdException w:name="Light List Accent 2" w:semiHidden="0" w:uiPriority="61" w:unhideWhenUsed="0"/>
-    <w:lsdException w:name="Light Grid Accent 2" w:semiHidden="0" w:uiPriority="62" w:unhideWhenUsed="0"/>
-    <w:lsdException w:name="Medium Shading 1 Accent 2" w:semiHidden="0" w:uiPriority="63" w:unhideWhenUsed="0"/>
-    <w:lsdException w:name="Medium Shading 2 Accent 2" w:semiHidden="0" w:uiPriority="64" w:unhideWhenUsed="0"/>
-    <w:lsdException w:name="Medium List 1 Accent 2" w:semiHidden="0" w:uiPriority="65" w:unhideWhenUsed="0"/>
-    <w:lsdException w:name="Medium List 2 Accent 2" w:semiHidden="0" w:uiPriority="66" w:unhideWhenUsed="0"/>
-    <w:lsdException w:name="Medium Grid 1 Accent 2" w:semiHidden="0" w:uiPriority="67" w:unhideWhenUsed="0"/>
-    <w:lsdException w:name="Medium Grid 2 Accent 2" w:semiHidden="0" w:uiPriority="68" w:unhideWhenUsed="0"/>
-    <w:lsdException w:name="Medium Grid 3 Accent 2" w:semiHidden="0" w:uiPriority="69" w:unhideWhenUsed="0"/>
-    <w:lsdException w:name="Dark List Accent 2" w:semiHidden="0" w:uiPriority="70" w:unhideWhenUsed="0"/>
-    <w:lsdException w:name="Colorful Shading Accent 2" w:semiHidden="0" w:uiPriority="71" w:unhideWhenUsed="0"/>
-    <w:lsdException w:name="Colorful List Accent 2" w:semiHidden="0" w:uiPriority="72" w:unhideWhenUsed="0"/>
-    <w:lsdException w:name="Colorful Grid Accent 2" w:semiHidden="0" w:uiPriority="73" w:unhideWhenUsed="0"/>
-    <w:lsdException w:name="Light Shading Accent 3" w:semiHidden="0" w:uiPriority="60" w:unhideWhenUsed="0"/>
-    <w:lsdException w:name="Light List Accent 3" w:semiHidden="0" w:uiPriority="61" w:unhideWhenUsed="0"/>
-    <w:lsdException w:name="Light Grid Accent 3" w:semiHidden="0" w:uiPriority="62" w:unhideWhenUsed="0"/>
-    <w:lsdException w:name="Medium Shading 1 Accent 3" w:semiHidden="0" w:uiPriority="63" w:unhideWhenUsed="0"/>
-    <w:lsdException w:name="Medium Shading 2 Accent 3" w:semiHidden="0" w:uiPriority="64" w:unhideWhenUsed="0"/>
-    <w:lsdException w:name="Medium List 1 Accent 3" w:semiHidden="0" w:uiPriority="65" w:unhideWhenUsed="0"/>
-    <w:lsdException w:name="Medium List 2 Accent 3" w:semiHidden="0" w:uiPriority="66" w:unhideWhenUsed="0"/>
-    <w:lsdException w:name="Medium Grid 1 Accent 3" w:semiHidden="0" w:uiPriority="67" w:unhideWhenUsed="0"/>
-    <w:lsdException w:name="Medium Grid 2 Accent 3" w:semiHidden="0" w:uiPriority="68" w:unhideWhenUsed="0"/>
-    <w:lsdException w:name="Medium Grid 3 Accent 3" w:semiHidden="0" w:uiPriority="69" w:unhideWhenUsed="0"/>
-    <w:lsdException w:name="Dark List Accent 3" w:semiHidden="0" w:uiPriority="70" w:unhideWhenUsed="0"/>
-    <w:lsdException w:name="Colorful Shading Accent 3" w:semiHidden="0" w:uiPriority="71" w:unhideWhenUsed="0"/>
-    <w:lsdException w:name="Colorful List Accent 3" w:semiHidden="0" w:uiPriority="72" w:unhideWhenUsed="0"/>
-    <w:lsdException w:name="Colorful Grid Accent 3" w:semiHidden="0" w:uiPriority="73" w:unhideWhenUsed="0"/>
-    <w:lsdException w:name="Light Shading Accent 4" w:semiHidden="0" w:uiPriority="60" w:unhideWhenUsed="0"/>
-    <w:lsdException w:name="Light List Accent 4" w:semiHidden="0" w:uiPriority="61" w:unhideWhenUsed="0"/>
-    <w:lsdException w:name="Light Grid Accent 4" w:semiHidden="0" w:uiPriority="62" w:unhideWhenUsed="0"/>
-    <w:lsdException w:name="Medium Shading 1 Accent 4" w:semiHidden="0" w:uiPriority="63" w:unhideWhenUsed="0"/>
-    <w:lsdException w:name="Medium Shading 2 Accent 4" w:semiHidden="0" w:uiPriority="64" w:unhideWhenUsed="0"/>
-    <w:lsdException w:name="Medium List 1 Accent 4" w:semiHidden="0" w:uiPriority="65" w:unhideWhenUsed="0"/>
-    <w:lsdException w:name="Medium List 2 Accent 4" w:semiHidden="0" w:uiPriority="66" w:unhideWhenUsed="0"/>
-    <w:lsdException w:name="Medium Grid 1 Accent 4" w:semiHidden="0" w:uiPriority="67" w:unhideWhenUsed="0"/>
-    <w:lsdException w:name="Medium Grid 2 Accent 4" w:semiHidden="0" w:uiPriority="68" w:unhideWhenUsed="0"/>
-    <w:lsdException w:name="Medium Grid 3 Accent 4" w:semiHidden="0" w:uiPriority="69" w:unhideWhenUsed="0"/>
-    <w:lsdException w:name="Dark List Accent 4" w:semiHidden="0" w:uiPriority="70" w:unhideWhenUsed="0"/>
-    <w:lsdException w:name="Colorful Shading Accent 4" w:semiHidden="0" w:uiPriority="71" w:unhideWhenUsed="0"/>
-    <w:lsdException w:name="Colorful List Accent 4" w:semiHidden="0" w:uiPriority="72" w:unhideWhenUsed="0"/>
-    <w:lsdException w:name="Colorful Grid Accent 4" w:semiHidden="0" w:uiPriority="73" w:unhideWhenUsed="0"/>
-    <w:lsdException w:name="Light Shading Accent 5" w:semiHidden="0" w:uiPriority="60" w:unhideWhenUsed="0"/>
-    <w:lsdException w:name="Light List Accent 5" w:semiHidden="0" w:uiPriority="61" w:unhideWhenUsed="0"/>
-    <w:lsdException w:name="Light Grid Accent 5" w:semiHidden="0" w:uiPriority="62" w:unhideWhenUsed="0"/>
-    <w:lsdException w:name="Medium Shading 1 Accent 5" w:semiHidden="0" w:uiPriority="63" w:unhideWhenUsed="0"/>
-    <w:lsdException w:name="Medium Shading 2 Accent 5" w:semiHidden="0" w:uiPriority="64" w:unhideWhenUsed="0"/>
-    <w:lsdException w:name="Medium List 1 Accent 5" w:semiHidden="0" w:uiPriority="65" w:unhideWhenUsed="0"/>
-    <w:lsdException w:name="Medium List 2 Accent 5" w:semiHidden="0" w:uiPriority="66" w:unhideWhenUsed="0"/>
-    <w:lsdException w:name="Medium Grid 1 Accent 5" w:semiHidden="0" w:uiPriority="67" w:unhideWhenUsed="0"/>
-    <w:lsdException w:name="Medium Grid 2 Accent 5" w:semiHidden="0" w:uiPriority="68" w:unhideWhenUsed="0"/>
-    <w:lsdException w:name="Medium Grid 3 Accent 5" w:semiHidden="0" w:uiPriority="69" w:unhideWhenUsed="0"/>
-    <w:lsdException w:name="Dark List Accent 5" w:semiHidden="0" w:uiPriority="70" w:unhideWhenUsed="0"/>
-    <w:lsdException w:name="Colorful Shading Accent 5" w:semiHidden="0" w:uiPriority="71" w:unhideWhenUsed="0"/>
-    <w:lsdException w:name="Colorful List Accent 5" w:semiHidden="0" w:uiPriority="72" w:unhideWhenUsed="0"/>
-    <w:lsdException w:name="Colorful Grid Accent 5" w:semiHidden="0" w:uiPriority="73" w:unhideWhenUsed="0"/>
-    <w:lsdException w:name="Light Shading Accent 6" w:semiHidden="0" w:uiPriority="60" w:unhideWhenUsed="0"/>
-    <w:lsdException w:name="Light List Accent 6" w:semiHidden="0" w:uiPriority="61" w:unhideWhenUsed="0"/>
-    <w:lsdException w:name="Light Grid Accent 6" w:semiHidden="0" w:uiPriority="62" w:unhideWhenUsed="0"/>
-    <w:lsdException w:name="Medium Shading 1 Accent 6" w:semiHidden="0" w:uiPriority="63" w:unhideWhenUsed="0"/>
-    <w:lsdException w:name="Medium Shading 2 Accent 6" w:semiHidden="0" w:uiPriority="64" w:unhideWhenUsed="0"/>
-    <w:lsdException w:name="Medium List 1 Accent 6" w:semiHidden="0" w:uiPriority="65" w:unhideWhenUsed="0"/>
-    <w:lsdException w:name="Medium List 2 Accent 6" w:semiHidden="0" w:uiPriority="66" w:unhideWhenUsed="0"/>
-    <w:lsdException w:name="Medium Grid 1 Accent 6" w:semiHidden="0" w:uiPriority="67" w:unhideWhenUsed="0"/>
-    <w:lsdException w:name="Medium Grid 2 Accent 6" w:semiHidden="0" w:uiPriority="68" w:unhideWhenUsed="0"/>
-    <w:lsdException w:name="Medium Grid 3 Accent 6" w:semiHidden="0" w:uiPriority="69" w:unhideWhenUsed="0"/>
-    <w:lsdException w:name="Dark List Accent 6" w:semiHidden="0" w:uiPriority="70" w:unhideWhenUsed="0"/>
-    <w:lsdException w:name="Colorful Shading Accent 6" w:semiHidden="0" w:uiPriority="71" w:unhideWhenUsed="0"/>
-    <w:lsdException w:name="Colorful List Accent 6" w:semiHidden="0" w:uiPriority="72" w:unhideWhenUsed="0"/>
-    <w:lsdException w:name="Colorful Grid Accent 6" w:semiHidden="0" w:uiPriority="73" w:unhideWhenUsed="0"/>
-    <w:lsdException w:name="Subtle Emphasis" w:semiHidden="0" w:uiPriority="19" w:unhideWhenUsed="0" w:qFormat="1"/>
-    <w:lsdException w:name="Intense Emphasis" w:semiHidden="0" w:uiPriority="21" w:unhideWhenUsed="0" w:qFormat="1"/>
-    <w:lsdException w:name="Subtle Reference" w:semiHidden="0" w:uiPriority="31" w:unhideWhenUsed="0" w:qFormat="1"/>
-    <w:lsdException w:name="Intense Reference" w:semiHidden="0" w:uiPriority="32" w:unhideWhenUsed="0" w:qFormat="1"/>
-    <w:lsdException w:name="Book Title" w:semiHidden="0" w:uiPriority="33" w:unhideWhenUsed="0" w:qFormat="1"/>
-    <w:lsdException w:name="Bibliography" w:uiPriority="37"/>
-    <w:lsdException w:name="TOC Heading" w:uiPriority="39" w:qFormat="1"/>
+  <w:latentStyles w:defLockedState="0" w:defUIPriority="99" w:defSemiHidden="0" w:defUnhideWhenUsed="0" w:defQFormat="0" w:count="371">
+    <w:lsdException w:name="Normal" w:uiPriority="0" w:qFormat="1"/>
+    <w:lsdException w:name="heading 1" w:uiPriority="9" w:qFormat="1"/>
+    <w:lsdException w:name="heading 2" w:semiHidden="1" w:uiPriority="9" w:unhideWhenUsed="1" w:qFormat="1"/>
+    <w:lsdException w:name="heading 3" w:semiHidden="1" w:uiPriority="9" w:unhideWhenUsed="1" w:qFormat="1"/>
+    <w:lsdException w:name="heading 4" w:semiHidden="1" w:uiPriority="9" w:unhideWhenUsed="1" w:qFormat="1"/>
+    <w:lsdException w:name="heading 5" w:semiHidden="1" w:uiPriority="9" w:unhideWhenUsed="1" w:qFormat="1"/>
+    <w:lsdException w:name="heading 6" w:semiHidden="1" w:uiPriority="9" w:unhideWhenUsed="1" w:qFormat="1"/>
+    <w:lsdException w:name="heading 7" w:semiHidden="1" w:uiPriority="9" w:unhideWhenUsed="1" w:qFormat="1"/>
+    <w:lsdException w:name="heading 8" w:semiHidden="1" w:uiPriority="9" w:unhideWhenUsed="1" w:qFormat="1"/>
+    <w:lsdException w:name="heading 9" w:semiHidden="1" w:uiPriority="9" w:unhideWhenUsed="1" w:qFormat="1"/>
+    <w:lsdException w:name="index 1" w:semiHidden="1" w:unhideWhenUsed="1"/>
+    <w:lsdException w:name="index 2" w:semiHidden="1" w:unhideWhenUsed="1"/>
+    <w:lsdException w:name="index 3" w:semiHidden="1" w:unhideWhenUsed="1"/>
+    <w:lsdException w:name="index 4" w:semiHidden="1" w:unhideWhenUsed="1"/>
+    <w:lsdException w:name="index 5" w:semiHidden="1" w:unhideWhenUsed="1"/>
+    <w:lsdException w:name="index 6" w:semiHidden="1" w:unhideWhenUsed="1"/>
+    <w:lsdException w:name="index 7" w:semiHidden="1" w:unhideWhenUsed="1"/>
+    <w:lsdException w:name="index 8" w:semiHidden="1" w:unhideWhenUsed="1"/>
+    <w:lsdException w:name="index 9" w:semiHidden="1" w:unhideWhenUsed="1"/>
+    <w:lsdException w:name="toc 1" w:semiHidden="1" w:uiPriority="39" w:unhideWhenUsed="1"/>
+    <w:lsdException w:name="toc 2" w:semiHidden="1" w:uiPriority="39" w:unhideWhenUsed="1"/>
+    <w:lsdException w:name="toc 3" w:semiHidden="1" w:uiPriority="39" w:unhideWhenUsed="1"/>
+    <w:lsdException w:name="toc 4" w:semiHidden="1" w:uiPriority="39" w:unhideWhenUsed="1"/>
+    <w:lsdException w:name="toc 5" w:semiHidden="1" w:uiPriority="39" w:unhideWhenUsed="1"/>
+    <w:lsdException w:name="toc 6" w:semiHidden="1" w:uiPriority="39" w:unhideWhenUsed="1"/>
+    <w:lsdException w:name="toc 7" w:semiHidden="1" w:uiPriority="39" w:unhideWhenUsed="1"/>
+    <w:lsdException w:name="toc 8" w:semiHidden="1" w:uiPriority="39" w:unhideWhenUsed="1"/>
+    <w:lsdException w:name="toc 9" w:semiHidden="1" w:uiPriority="39" w:unhideWhenUsed="1"/>
+    <w:lsdException w:name="Normal Indent" w:semiHidden="1" w:unhideWhenUsed="1"/>
+    <w:lsdException w:name="footnote text" w:semiHidden="1" w:unhideWhenUsed="1"/>
+    <w:lsdException w:name="annotation text" w:semiHidden="1" w:unhideWhenUsed="1"/>
+    <w:lsdException w:name="header" w:semiHidden="1" w:unhideWhenUsed="1"/>
+    <w:lsdException w:name="footer" w:semiHidden="1" w:unhideWhenUsed="1"/>
+    <w:lsdException w:name="index heading" w:semiHidden="1" w:unhideWhenUsed="1"/>
+    <w:lsdException w:name="caption" w:semiHidden="1" w:uiPriority="35" w:unhideWhenUsed="1" w:qFormat="1"/>
+    <w:lsdException w:name="table of figures" w:semiHidden="1" w:unhideWhenUsed="1"/>
+    <w:lsdException w:name="envelope address" w:semiHidden="1" w:unhideWhenUsed="1"/>
+    <w:lsdException w:name="envelope return" w:semiHidden="1" w:unhideWhenUsed="1"/>
+    <w:lsdException w:name="footnote reference" w:semiHidden="1" w:unhideWhenUsed="1"/>
+    <w:lsdException w:name="annotation reference" w:semiHidden="1" w:unhideWhenUsed="1"/>
+    <w:lsdException w:name="line number" w:semiHidden="1" w:unhideWhenUsed="1"/>
+    <w:lsdException w:name="page number" w:semiHidden="1" w:unhideWhenUsed="1"/>
+    <w:lsdException w:name="endnote reference" w:semiHidden="1" w:unhideWhenUsed="1"/>
+    <w:lsdException w:name="endnote text" w:semiHidden="1" w:unhideWhenUsed="1"/>
+    <w:lsdException w:name="table of authorities" w:semiHidden="1" w:unhideWhenUsed="1"/>
+    <w:lsdException w:name="macro" w:semiHidden="1" w:unhideWhenUsed="1"/>
+    <w:lsdException w:name="toa heading" w:semiHidden="1" w:unhideWhenUsed="1"/>
+    <w:lsdException w:name="List" w:semiHidden="1" w:unhideWhenUsed="1"/>
+    <w:lsdException w:name="List Bullet" w:semiHidden="1" w:unhideWhenUsed="1"/>
+    <w:lsdException w:name="List Number" w:semiHidden="1" w:unhideWhenUsed="1"/>
+    <w:lsdException w:name="List 2" w:semiHidden="1" w:unhideWhenUsed="1"/>
+    <w:lsdException w:name="List 3" w:semiHidden="1" w:unhideWhenUsed="1"/>
+    <w:lsdException w:name="List 4" w:semiHidden="1" w:unhideWhenUsed="1"/>
+    <w:lsdException w:name="List 5" w:semiHidden="1" w:unhideWhenUsed="1"/>
+    <w:lsdException w:name="List Bullet 2" w:semiHidden="1" w:unhideWhenUsed="1"/>
+    <w:lsdException w:name="List Bullet 3" w:semiHidden="1" w:unhideWhenUsed="1"/>
+    <w:lsdException w:name="List Bullet 4" w:semiHidden="1" w:unhideWhenUsed="1"/>
+    <w:lsdException w:name="List Bullet 5" w:semiHidden="1" w:unhideWhenUsed="1"/>
+    <w:lsdException w:name="List Number 2" w:semiHidden="1" w:unhideWhenUsed="1"/>
+    <w:lsdException w:name="List Number 3" w:semiHidden="1" w:unhideWhenUsed="1"/>
+    <w:lsdException w:name="List Number 4" w:semiHidden="1" w:unhideWhenUsed="1"/>
+    <w:lsdException w:name="List Number 5" w:semiHidden="1" w:unhideWhenUsed="1"/>
+    <w:lsdException w:name="Title" w:uiPriority="10" w:qFormat="1"/>
+    <w:lsdException w:name="Closing" w:semiHidden="1" w:unhideWhenUsed="1"/>
+    <w:lsdException w:name="Signature" w:semiHidden="1" w:unhideWhenUsed="1"/>
+    <w:lsdException w:name="Default Paragraph Font" w:semiHidden="1" w:uiPriority="1" w:unhideWhenUsed="1"/>
+    <w:lsdException w:name="Body Text" w:semiHidden="1" w:unhideWhenUsed="1"/>
+    <w:lsdException w:name="Body Text Indent" w:semiHidden="1" w:unhideWhenUsed="1"/>
+    <w:lsdException w:name="List Continue" w:semiHidden="1" w:unhideWhenUsed="1"/>
+    <w:lsdException w:name="List Continue 2" w:semiHidden="1" w:unhideWhenUsed="1"/>
+    <w:lsdException w:name="List Continue 3" w:semiHidden="1" w:unhideWhenUsed="1"/>
+    <w:lsdException w:name="List Continue 4" w:semiHidden="1" w:unhideWhenUsed="1"/>
+    <w:lsdException w:name="List Continue 5" w:semiHidden="1" w:unhideWhenUsed="1"/>
+    <w:lsdException w:name="Message Header" w:semiHidden="1" w:unhideWhenUsed="1"/>
+    <w:lsdException w:name="Subtitle" w:uiPriority="11" w:qFormat="1"/>
+    <w:lsdException w:name="Salutation" w:semiHidden="1" w:unhideWhenUsed="1"/>
+    <w:lsdException w:name="Date" w:semiHidden="1" w:unhideWhenUsed="1"/>
+    <w:lsdException w:name="Body Text First Indent" w:semiHidden="1" w:unhideWhenUsed="1"/>
+    <w:lsdException w:name="Body Text First Indent 2" w:semiHidden="1" w:unhideWhenUsed="1"/>
+    <w:lsdException w:name="Note Heading" w:semiHidden="1" w:unhideWhenUsed="1"/>
+    <w:lsdException w:name="Body Text 2" w:semiHidden="1" w:unhideWhenUsed="1"/>
+    <w:lsdException w:name="Body Text 3" w:semiHidden="1" w:unhideWhenUsed="1"/>
+    <w:lsdException w:name="Body Text Indent 2" w:semiHidden="1" w:unhideWhenUsed="1"/>
+    <w:lsdException w:name="Body Text Indent 3" w:semiHidden="1" w:unhideWhenUsed="1"/>
+    <w:lsdException w:name="Block Text" w:semiHidden="1" w:unhideWhenUsed="1"/>
+    <w:lsdException w:name="Hyperlink" w:semiHidden="1" w:unhideWhenUsed="1"/>
+    <w:lsdException w:name="FollowedHyperlink" w:semiHidden="1" w:unhideWhenUsed="1"/>
+    <w:lsdException w:name="Strong" w:uiPriority="22" w:qFormat="1"/>
+    <w:lsdException w:name="Emphasis" w:uiPriority="20" w:qFormat="1"/>
+    <w:lsdException w:name="Document Map" w:semiHidden="1" w:unhideWhenUsed="1"/>
+    <w:lsdException w:name="Plain Text" w:semiHidden="1" w:unhideWhenUsed="1"/>
+    <w:lsdException w:name="E-mail Signature" w:semiHidden="1" w:unhideWhenUsed="1"/>
+    <w:lsdException w:name="HTML Top of Form" w:semiHidden="1" w:unhideWhenUsed="1"/>
+    <w:lsdException w:name="HTML Bottom of Form" w:semiHidden="1" w:unhideWhenUsed="1"/>
+    <w:lsdException w:name="Normal (Web)" w:semiHidden="1" w:unhideWhenUsed="1"/>
+    <w:lsdException w:name="HTML Acronym" w:semiHidden="1" w:unhideWhenUsed="1"/>
+    <w:lsdException w:name="HTML Address" w:semiHidden="1" w:unhideWhenUsed="1"/>
+    <w:lsdException w:name="HTML Cite" w:semiHidden="1" w:unhideWhenUsed="1"/>
+    <w:lsdException w:name="HTML Code" w:semiHidden="1" w:unhideWhenUsed="1"/>
+    <w:lsdException w:name="HTML Definition" w:semiHidden="1" w:unhideWhenUsed="1"/>
+    <w:lsdException w:name="HTML Keyboard" w:semiHidden="1" w:unhideWhenUsed="1"/>
+    <w:lsdException w:name="HTML Preformatted" w:semiHidden="1" w:unhideWhenUsed="1"/>
+    <w:lsdException w:name="HTML Sample" w:semiHidden="1" w:unhideWhenUsed="1"/>
+    <w:lsdException w:name="HTML Typewriter" w:semiHidden="1" w:unhideWhenUsed="1"/>
+    <w:lsdException w:name="HTML Variable" w:semiHidden="1" w:unhideWhenUsed="1"/>
+    <w:lsdException w:name="Normal Table" w:semiHidden="1" w:unhideWhenUsed="1"/>
+    <w:lsdException w:name="annotation subject" w:semiHidden="1" w:unhideWhenUsed="1"/>
+    <w:lsdException w:name="No List" w:semiHidden="1" w:unhideWhenUsed="1"/>
+    <w:lsdException w:name="Outline List 1" w:semiHidden="1" w:unhideWhenUsed="1"/>
+    <w:lsdException w:name="Outline List 2" w:semiHidden="1" w:unhideWhenUsed="1"/>
+    <w:lsdException w:name="Outline List 3" w:semiHidden="1" w:unhideWhenUsed="1"/>
+    <w:lsdException w:name="Table Simple 1" w:semiHidden="1" w:unhideWhenUsed="1"/>
+    <w:lsdException w:name="Table Simple 2" w:semiHidden="1" w:unhideWhenUsed="1"/>
+    <w:lsdException w:name="Table Simple 3" w:semiHidden="1" w:unhideWhenUsed="1"/>
+    <w:lsdException w:name="Table Classic 1" w:semiHidden="1" w:unhideWhenUsed="1"/>
+    <w:lsdException w:name="Table Classic 2" w:semiHidden="1" w:unhideWhenUsed="1"/>
+    <w:lsdException w:name="Table Classic 3" w:semiHidden="1" w:unhideWhenUsed="1"/>
+    <w:lsdException w:name="Table Classic 4" w:semiHidden="1" w:unhideWhenUsed="1"/>
+    <w:lsdException w:name="Table Colorful 1" w:semiHidden="1" w:unhideWhenUsed="1"/>
+    <w:lsdException w:name="Table Colorful 2" w:semiHidden="1" w:unhideWhenUsed="1"/>
+    <w:lsdException w:name="Table Colorful 3" w:semiHidden="1" w:unhideWhenUsed="1"/>
+    <w:lsdException w:name="Table Columns 1" w:semiHidden="1" w:unhideWhenUsed="1"/>
+    <w:lsdException w:name="Table Columns 2" w:semiHidden="1" w:unhideWhenUsed="1"/>
+    <w:lsdException w:name="Table Columns 3" w:semiHidden="1" w:unhideWhenUsed="1"/>
+    <w:lsdException w:name="Table Columns 4" w:semiHidden="1" w:unhideWhenUsed="1"/>
+    <w:lsdException w:name="Table Columns 5" w:semiHidden="1" w:unhideWhenUsed="1"/>
+    <w:lsdException w:name="Table Grid 1" w:semiHidden="1" w:unhideWhenUsed="1"/>
+    <w:lsdException w:name="Table Grid 2" w:semiHidden="1" w:unhideWhenUsed="1"/>
+    <w:lsdException w:name="Table Grid 3" w:semiHidden="1" w:unhideWhenUsed="1"/>
+    <w:lsdException w:name="Table Grid 4" w:semiHidden="1" w:unhideWhenUsed="1"/>
+    <w:lsdException w:name="Table Grid 5" w:semiHidden="1" w:unhideWhenUsed="1"/>
+    <w:lsdException w:name="Table Grid 6" w:semiHidden="1" w:unhideWhenUsed="1"/>
+    <w:lsdException w:name="Table Grid 7" w:semiHidden="1" w:unhideWhenUsed="1"/>
+    <w:lsdException w:name="Table Grid 8" w:semiHidden="1" w:unhideWhenUsed="1"/>
+    <w:lsdException w:name="Table List 1" w:semiHidden="1" w:unhideWhenUsed="1"/>
+    <w:lsdException w:name="Table List 2" w:semiHidden="1" w:unhideWhenUsed="1"/>
+    <w:lsdException w:name="Table List 3" w:semiHidden="1" w:unhideWhenUsed="1"/>
+    <w:lsdException w:name="Table List 4" w:semiHidden="1" w:unhideWhenUsed="1"/>
+    <w:lsdException w:name="Table List 5" w:semiHidden="1" w:unhideWhenUsed="1"/>
+    <w:lsdException w:name="Table List 6" w:semiHidden="1" w:unhideWhenUsed="1"/>
+    <w:lsdException w:name="Table List 7" w:semiHidden="1" w:unhideWhenUsed="1"/>
+    <w:lsdException w:name="Table List 8" w:semiHidden="1" w:unhideWhenUsed="1"/>
+    <w:lsdException w:name="Table 3D effects 1" w:semiHidden="1" w:unhideWhenUsed="1"/>
+    <w:lsdException w:name="Table 3D effects 2" w:semiHidden="1" w:unhideWhenUsed="1"/>
+    <w:lsdException w:name="Table 3D effects 3" w:semiHidden="1" w:unhideWhenUsed="1"/>
+    <w:lsdException w:name="Table Contemporary" w:semiHidden="1" w:unhideWhenUsed="1"/>
+    <w:lsdException w:name="Table Elegant" w:semiHidden="1" w:unhideWhenUsed="1"/>
+    <w:lsdException w:name="Table Professional" w:semiHidden="1" w:unhideWhenUsed="1"/>
+    <w:lsdException w:name="Table Subtle 1" w:semiHidden="1" w:unhideWhenUsed="1"/>
+    <w:lsdException w:name="Table Subtle 2" w:semiHidden="1" w:unhideWhenUsed="1"/>
+    <w:lsdException w:name="Table Web 1" w:semiHidden="1" w:unhideWhenUsed="1"/>
+    <w:lsdException w:name="Table Web 2" w:semiHidden="1" w:unhideWhenUsed="1"/>
+    <w:lsdException w:name="Table Web 3" w:semiHidden="1" w:unhideWhenUsed="1"/>
+    <w:lsdException w:name="Balloon Text" w:semiHidden="1" w:unhideWhenUsed="1"/>
+    <w:lsdException w:name="Table Grid" w:uiPriority="59"/>
+    <w:lsdException w:name="Table Theme" w:semiHidden="1" w:unhideWhenUsed="1"/>
+    <w:lsdException w:name="Placeholder Text" w:semiHidden="1"/>
+    <w:lsdException w:name="No Spacing" w:uiPriority="1" w:qFormat="1"/>
+    <w:lsdException w:name="Light Shading" w:uiPriority="60"/>
+    <w:lsdException w:name="Light List" w:uiPriority="61"/>
+    <w:lsdException w:name="Light Grid" w:uiPriority="62"/>
+    <w:lsdException w:name="Medium Shading 1" w:uiPriority="63"/>
+    <w:lsdException w:name="Medium Shading 2" w:uiPriority="64"/>
+    <w:lsdException w:name="Medium List 1" w:uiPriority="65"/>
+    <w:lsdException w:name="Medium List 2" w:uiPriority="66"/>
+    <w:lsdException w:name="Medium Grid 1" w:uiPriority="67"/>
+    <w:lsdException w:name="Medium Grid 2" w:uiPriority="68"/>
+    <w:lsdException w:name="Medium Grid 3" w:uiPriority="69"/>
+    <w:lsdException w:name="Dark List" w:uiPriority="70"/>
+    <w:lsdException w:name="Colorful Shading" w:uiPriority="71"/>
+    <w:lsdException w:name="Colorful List" w:uiPriority="72"/>
+    <w:lsdException w:name="Colorful Grid" w:uiPriority="73"/>
+    <w:lsdException w:name="Light Shading Accent 1" w:uiPriority="60"/>
+    <w:lsdException w:name="Light List Accent 1" w:uiPriority="61"/>
+    <w:lsdException w:name="Light Grid Accent 1" w:uiPriority="62"/>
+    <w:lsdException w:name="Medium Shading 1 Accent 1" w:uiPriority="63"/>
+    <w:lsdException w:name="Medium Shading 2 Accent 1" w:uiPriority="64"/>
+    <w:lsdException w:name="Medium List 1 Accent 1" w:uiPriority="65"/>
+    <w:lsdException w:name="Revision" w:semiHidden="1"/>
+    <w:lsdException w:name="List Paragraph" w:uiPriority="34" w:qFormat="1"/>
+    <w:lsdException w:name="Quote" w:uiPriority="29" w:qFormat="1"/>
+    <w:lsdException w:name="Intense Quote" w:uiPriority="30" w:qFormat="1"/>
+    <w:lsdException w:name="Medium List 2 Accent 1" w:uiPriority="66"/>
+    <w:lsdException w:name="Medium Grid 1 Accent 1" w:uiPriority="67"/>
+    <w:lsdException w:name="Medium Grid 2 Accent 1" w:uiPriority="68"/>
+    <w:lsdException w:name="Medium Grid 3 Accent 1" w:uiPriority="69"/>
+    <w:lsdException w:name="Dark List Accent 1" w:uiPriority="70"/>
+    <w:lsdException w:name="Colorful Shading Accent 1" w:uiPriority="71"/>
+    <w:lsdException w:name="Colorful List Accent 1" w:uiPriority="72"/>
+    <w:lsdException w:name="Colorful Grid Accent 1" w:uiPriority="73"/>
+    <w:lsdException w:name="Light Shading Accent 2" w:uiPriority="60"/>
+    <w:lsdException w:name="Light List Accent 2" w:uiPriority="61"/>
+    <w:lsdException w:name="Light Grid Accent 2" w:uiPriority="62"/>
+    <w:lsdException w:name="Medium Shading 1 Accent 2" w:uiPriority="63"/>
+    <w:lsdException w:name="Medium Shading 2 Accent 2" w:uiPriority="64"/>
+    <w:lsdException w:name="Medium List 1 Accent 2" w:uiPriority="65"/>
+    <w:lsdException w:name="Medium List 2 Accent 2" w:uiPriority="66"/>
+    <w:lsdException w:name="Medium Grid 1 Accent 2" w:uiPriority="67"/>
+    <w:lsdException w:name="Medium Grid 2 Accent 2" w:uiPriority="68"/>
+    <w:lsdException w:name="Medium Grid 3 Accent 2" w:uiPriority="69"/>
+    <w:lsdException w:name="Dark List Accent 2" w:uiPriority="70"/>
+    <w:lsdException w:name="Colorful Shading Accent 2" w:uiPriority="71"/>
+    <w:lsdException w:name="Colorful List Accent 2" w:uiPriority="72"/>
+    <w:lsdException w:name="Colorful Grid Accent 2" w:uiPriority="73"/>
+    <w:lsdException w:name="Light Shading Accent 3" w:uiPriority="60"/>
+    <w:lsdException w:name="Light List Accent 3" w:uiPriority="61"/>
+    <w:lsdException w:name="Light Grid Accent 3" w:uiPriority="62"/>
+    <w:lsdException w:name="Medium Shading 1 Accent 3" w:uiPriority="63"/>
+    <w:lsdException w:name="Medium Shading 2 Accent 3" w:uiPriority="64"/>
+    <w:lsdException w:name="Medium List 1 Accent 3" w:uiPriority="65"/>
+    <w:lsdException w:name="Medium List 2 Accent 3" w:uiPriority="66"/>
+    <w:lsdException w:name="Medium Grid 1 Accent 3" w:uiPriority="67"/>
+    <w:lsdException w:name="Medium Grid 2 Accent 3" w:uiPriority="68"/>
+    <w:lsdException w:name="Medium Grid 3 Accent 3" w:uiPriority="69"/>
+    <w:lsdException w:name="Dark List Accent 3" w:uiPriority="70"/>
+    <w:lsdException w:name="Colorful Shading Accent 3" w:uiPriority="71"/>
+    <w:lsdException w:name="Colorful List Accent 3" w:uiPriority="72"/>
+    <w:lsdException w:name="Colorful Grid Accent 3" w:uiPriority="73"/>
+    <w:lsdException w:name="Light Shading Accent 4" w:uiPriority="60"/>
+    <w:lsdException w:name="Light List Accent 4" w:uiPriority="61"/>
+    <w:lsdException w:name="Light Grid Accent 4" w:uiPriority="62"/>
+    <w:lsdException w:name="Medium Shading 1 Accent 4" w:uiPriority="63"/>
+    <w:lsdException w:name="Medium Shading 2 Accent 4" w:uiPriority="64"/>
+    <w:lsdException w:name="Medium List 1 Accent 4" w:uiPriority="65"/>
+    <w:lsdException w:name="Medium List 2 Accent 4" w:uiPriority="66"/>
+    <w:lsdException w:name="Medium Grid 1 Accent 4" w:uiPriority="67"/>
+    <w:lsdException w:name="Medium Grid 2 Accent 4" w:uiPriority="68"/>
+    <w:lsdException w:name="Medium Grid 3 Accent 4" w:uiPriority="69"/>
+    <w:lsdException w:name="Dark List Accent 4" w:uiPriority="70"/>
+    <w:lsdException w:name="Colorful Shading Accent 4" w:uiPriority="71"/>
+    <w:lsdException w:name="Colorful List Accent 4" w:uiPriority="72"/>
+    <w:lsdException w:name="Colorful Grid Accent 4" w:uiPriority="73"/>
+    <w:lsdException w:name="Light Shading Accent 5" w:uiPriority="60"/>
+    <w:lsdException w:name="Light List Accent 5" w:uiPriority="61"/>
+    <w:lsdException w:name="Light Grid Accent 5" w:uiPriority="62"/>
+    <w:lsdException w:name="Medium Shading 1 Accent 5" w:uiPriority="63"/>
+    <w:lsdException w:name="Medium Shading 2 Accent 5" w:uiPriority="64"/>
+    <w:lsdException w:name="Medium List 1 Accent 5" w:uiPriority="65"/>
+    <w:lsdException w:name="Medium List 2 Accent 5" w:uiPriority="66"/>
+    <w:lsdException w:name="Medium Grid 1 Accent 5" w:uiPriority="67"/>
+    <w:lsdException w:name="Medium Grid 2 Accent 5" w:uiPriority="68"/>
+    <w:lsdException w:name="Medium Grid 3 Accent 5" w:uiPriority="69"/>
+    <w:lsdException w:name="Dark List Accent 5" w:uiPriority="70"/>
+    <w:lsdException w:name="Colorful Shading Accent 5" w:uiPriority="71"/>
+    <w:lsdException w:name="Colorful List Accent 5" w:uiPriority="72"/>
+    <w:lsdException w:name="Colorful Grid Accent 5" w:uiPriority="73"/>
+    <w:lsdException w:name="Light Shading Accent 6" w:uiPriority="60"/>
+    <w:lsdException w:name="Light List Accent 6" w:uiPriority="61"/>
+    <w:lsdException w:name="Light Grid Accent 6" w:uiPriority="62"/>
+    <w:lsdException w:name="Medium Shading 1 Accent 6" w:uiPriority="63"/>
+    <w:lsdException w:name="Medium Shading 2 Accent 6" w:uiPriority="64"/>
+    <w:lsdException w:name="Medium List 1 Accent 6" w:uiPriority="65"/>
+    <w:lsdException w:name="Medium List 2 Accent 6" w:uiPriority="66"/>
+    <w:lsdException w:name="Medium Grid 1 Accent 6" w:uiPriority="67"/>
+    <w:lsdException w:name="Medium Grid 2 Accent 6" w:uiPriority="68"/>
+    <w:lsdException w:name="Medium Grid 3 Accent 6" w:uiPriority="69"/>
+    <w:lsdException w:name="Dark List Accent 6" w:uiPriority="70"/>
+    <w:lsdException w:name="Colorful Shading Accent 6" w:uiPriority="71"/>
+    <w:lsdException w:name="Colorful List Accent 6" w:uiPriority="72"/>
+    <w:lsdException w:name="Colorful Grid Accent 6" w:uiPriority="73"/>
+    <w:lsdException w:name="Subtle Emphasis" w:uiPriority="19" w:qFormat="1"/>
+    <w:lsdException w:name="Intense Emphasis" w:uiPriority="21" w:qFormat="1"/>
+    <w:lsdException w:name="Subtle Reference" w:uiPriority="31" w:qFormat="1"/>
+    <w:lsdException w:name="Intense Reference" w:uiPriority="32" w:qFormat="1"/>
+    <w:lsdException w:name="Book Title" w:uiPriority="33" w:qFormat="1"/>
+    <w:lsdException w:name="Bibliography" w:semiHidden="1" w:uiPriority="37" w:unhideWhenUsed="1"/>
+    <w:lsdException w:name="TOC Heading" w:semiHidden="1" w:uiPriority="39" w:unhideWhenUsed="1" w:qFormat="1"/>
+    <w:lsdException w:name="Plain Table 1" w:uiPriority="41"/>
+    <w:lsdException w:name="Plain Table 2" w:uiPriority="42"/>
+    <w:lsdException w:name="Plain Table 3" w:uiPriority="43"/>
+    <w:lsdException w:name="Plain Table 4" w:uiPriority="44"/>
+    <w:lsdException w:name="Plain Table 5" w:uiPriority="45"/>
+    <w:lsdException w:name="Grid Table Light" w:uiPriority="40"/>
+    <w:lsdException w:name="Grid Table 1 Light" w:uiPriority="46"/>
+    <w:lsdException w:name="Grid Table 2" w:uiPriority="47"/>
+    <w:lsdException w:name="Grid Table 3" w:uiPriority="48"/>
+    <w:lsdException w:name="Grid Table 4" w:uiPriority="49"/>
+    <w:lsdException w:name="Grid Table 5 Dark" w:uiPriority="50"/>
+    <w:lsdException w:name="Grid Table 6 Colorful" w:uiPriority="51"/>
+    <w:lsdException w:name="Grid Table 7 Colorful" w:uiPriority="52"/>
+    <w:lsdException w:name="Grid Table 1 Light Accent 1" w:uiPriority="46"/>
+    <w:lsdException w:name="Grid Table 2 Accent 1" w:uiPriority="47"/>
+    <w:lsdException w:name="Grid Table 3 Accent 1" w:uiPriority="48"/>
+    <w:lsdException w:name="Grid Table 4 Accent 1" w:uiPriority="49"/>
+    <w:lsdException w:name="Grid Table 5 Dark Accent 1" w:uiPriority="50"/>
+    <w:lsdException w:name="Grid Table 6 Colorful Accent 1" w:uiPriority="51"/>
+    <w:lsdException w:name="Grid Table 7 Colorful Accent 1" w:uiPriority="52"/>
+    <w:lsdException w:name="Grid Table 1 Light Accent 2" w:uiPriority="46"/>
+    <w:lsdException w:name="Grid Table 2 Accent 2" w:uiPriority="47"/>
+    <w:lsdException w:name="Grid Table 3 Accent 2" w:uiPriority="48"/>
+    <w:lsdException w:name="Grid Table 4 Accent 2" w:uiPriority="49"/>
+    <w:lsdException w:name="Grid Table 5 Dark Accent 2" w:uiPriority="50"/>
+    <w:lsdException w:name="Grid Table 6 Colorful Accent 2" w:uiPriority="51"/>
+    <w:lsdException w:name="Grid Table 7 Colorful Accent 2" w:uiPriority="52"/>
+    <w:lsdException w:name="Grid Table 1 Light Accent 3" w:uiPriority="46"/>
+    <w:lsdException w:name="Grid Table 2 Accent 3" w:uiPriority="47"/>
+    <w:lsdException w:name="Grid Table 3 Accent 3" w:uiPriority="48"/>
+    <w:lsdException w:name="Grid Table 4 Accent 3" w:uiPriority="49"/>
+    <w:lsdException w:name="Grid Table 5 Dark Accent 3" w:uiPriority="50"/>
+    <w:lsdException w:name="Grid Table 6 Colorful Accent 3" w:uiPriority="51"/>
+    <w:lsdException w:name="Grid Table 7 Colorful Accent 3" w:uiPriority="52"/>
+    <w:lsdException w:name="Grid Table 1 Light Accent 4" w:uiPriority="46"/>
+    <w:lsdException w:name="Grid Table 2 Accent 4" w:uiPriority="47"/>
+    <w:lsdException w:name="Grid Table 3 Accent 4" w:uiPriority="48"/>
+    <w:lsdException w:name="Grid Table 4 Accent 4" w:uiPriority="49"/>
+    <w:lsdException w:name="Grid Table 5 Dark Accent 4" w:uiPriority="50"/>
+    <w:lsdException w:name="Grid Table 6 Colorful Accent 4" w:uiPriority="51"/>
+    <w:lsdException w:name="Grid Table 7 Colorful Accent 4" w:uiPriority="52"/>
+    <w:lsdException w:name="Grid Table 1 Light Accent 5" w:uiPriority="46"/>
+    <w:lsdException w:name="Grid Table 2 Accent 5" w:uiPriority="47"/>
+    <w:lsdException w:name="Grid Table 3 Accent 5" w:uiPriority="48"/>
+    <w:lsdException w:name="Grid Table 4 Accent 5" w:uiPriority="49"/>
+    <w:lsdException w:name="Grid Table 5 Dark Accent 5" w:uiPriority="50"/>
+    <w:lsdException w:name="Grid Table 6 Colorful Accent 5" w:uiPriority="51"/>
+    <w:lsdException w:name="Grid Table 7 Colorful Accent 5" w:uiPriority="52"/>
+    <w:lsdException w:name="Grid Table 1 Light Accent 6" w:uiPriority="46"/>
+    <w:lsdException w:name="Grid Table 2 Accent 6" w:uiPriority="47"/>
+    <w:lsdException w:name="Grid Table 3 Accent 6" w:uiPriority="48"/>
+    <w:lsdException w:name="Grid Table 4 Accent 6" w:uiPriority="49"/>
+    <w:lsdException w:name="Grid Table 5 Dark Accent 6" w:uiPriority="50"/>
+    <w:lsdException w:name="Grid Table 6 Colorful Accent 6" w:uiPriority="51"/>
+    <w:lsdException w:name="Grid Table 7 Colorful Accent 6" w:uiPriority="52"/>
+    <w:lsdException w:name="List Table 1 Light" w:uiPriority="46"/>
+    <w:lsdException w:name="List Table 2" w:uiPriority="47"/>
+    <w:lsdException w:name="List Table 3" w:uiPriority="48"/>
+    <w:lsdException w:name="List Table 4" w:uiPriority="49"/>
+    <w:lsdException w:name="List Table 5 Dark" w:uiPriority="50"/>
+    <w:lsdException w:name="List Table 6 Colorful" w:uiPriority="51"/>
+    <w:lsdException w:name="List Table 7 Colorful" w:uiPriority="52"/>
+    <w:lsdException w:name="List Table 1 Light Accent 1" w:uiPriority="46"/>
+    <w:lsdException w:name="List Table 2 Accent 1" w:uiPriority="47"/>
+    <w:lsdException w:name="List Table 3 Accent 1" w:uiPriority="48"/>
+    <w:lsdException w:name="List Table 4 Accent 1" w:uiPriority="49"/>
+    <w:lsdException w:name="List Table 5 Dark Accent 1" w:uiPriority="50"/>
+    <w:lsdException w:name="List Table 6 Colorful Accent 1" w:uiPriority="51"/>
+    <w:lsdException w:name="List Table 7 Colorful Accent 1" w:uiPriority="52"/>
+    <w:lsdException w:name="List Table 1 Light Accent 2" w:uiPriority="46"/>
+    <w:lsdException w:name="List Table 2 Accent 2" w:uiPriority="47"/>
+    <w:lsdException w:name="List Table 3 Accent 2" w:uiPriority="48"/>
+    <w:lsdException w:name="List Table 4 Accent 2" w:uiPriority="49"/>
+    <w:lsdException w:name="List Table 5 Dark Accent 2" w:uiPriority="50"/>
+    <w:lsdException w:name="List Table 6 Colorful Accent 2" w:uiPriority="51"/>
+    <w:lsdException w:name="List Table 7 Colorful Accent 2" w:uiPriority="52"/>
+    <w:lsdException w:name="List Table 1 Light Accent 3" w:uiPriority="46"/>
+    <w:lsdException w:name="List Table 2 Accent 3" w:uiPriority="47"/>
+    <w:lsdException w:name="List Table 3 Accent 3" w:uiPriority="48"/>
+    <w:lsdException w:name="List Table 4 Accent 3" w:uiPriority="49"/>
+    <w:lsdException w:name="List Table 5 Dark Accent 3" w:uiPriority="50"/>
+    <w:lsdException w:name="List Table 6 Colorful Accent 3" w:uiPriority="51"/>
+    <w:lsdException w:name="List Table 7 Colorful Accent 3" w:uiPriority="52"/>
+    <w:lsdException w:name="List Table 1 Light Accent 4" w:uiPriority="46"/>
+    <w:lsdException w:name="List Table 2 Accent 4" w:uiPriority="47"/>
+    <w:lsdException w:name="List Table 3 Accent 4" w:uiPriority="48"/>
+    <w:lsdException w:name="List Table 4 Accent 4" w:uiPriority="49"/>
+    <w:lsdException w:name="List Table 5 Dark Accent 4" w:uiPriority="50"/>
+    <w:lsdException w:name="List Table 6 Colorful Accent 4" w:uiPriority="51"/>
+    <w:lsdException w:name="List Table 7 Colorful Accent 4" w:uiPriority="52"/>
+    <w:lsdException w:name="List Table 1 Light Accent 5" w:uiPriority="46"/>
+    <w:lsdException w:name="List Table 2 Accent 5" w:uiPriority="47"/>
+    <w:lsdException w:name="List Table 3 Accent 5" w:uiPriority="48"/>
+    <w:lsdException w:name="List Table 4 Accent 5" w:uiPriority="49"/>
+    <w:lsdException w:name="List Table 5 Dark Accent 5" w:uiPriority="50"/>
+    <w:lsdException w:name="List Table 6 Colorful Accent 5" w:uiPriority="51"/>
+    <w:lsdException w:name="List Table 7 Colorful Accent 5" w:uiPriority="52"/>
+    <w:lsdException w:name="List Table 1 Light Accent 6" w:uiPriority="46"/>
+    <w:lsdException w:name="List Table 2 Accent 6" w:uiPriority="47"/>
+    <w:lsdException w:name="List Table 3 Accent 6" w:uiPriority="48"/>
+    <w:lsdException w:name="List Table 4 Accent 6" w:uiPriority="49"/>
+    <w:lsdException w:name="List Table 5 Dark Accent 6" w:uiPriority="50"/>
+    <w:lsdException w:name="List Table 6 Colorful Accent 6" w:uiPriority="51"/>
+    <w:lsdException w:name="List Table 7 Colorful Accent 6" w:uiPriority="52"/>
   </w:latentStyles>
   <w:style w:type="paragraph" w:default="1" w:styleId="Normal">
     <w:name w:val="Normal"/>
@@ -300,7 +1507,6 @@
     <w:uiPriority w:val="99"/>
     <w:semiHidden/>
     <w:unhideWhenUsed/>
-    <w:qFormat/>
     <w:tblPr>
       <w:tblInd w:w="0" w:type="dxa"/>
       <w:tblCellMar>
